--- a/docs/2530031251_孙瑞阳_喵管家_课程报告.docx
+++ b/docs/2530031251_孙瑞阳_喵管家_课程报告.docx
@@ -108,7 +108,7 @@
           <w:color w:val="1E1B19"/>
           <w:sz w:val="21"/>
         </w:rPr>
-        <w:t>喵管家是一个记录猫咪日常照顾的微信原生小程序：投食、喂水、逗猫、称重四个动作各点一下就完成，数据留在本机，不联网、不依赖任何第三方库。六页、约 4,200 行代码、173 条数据层与端到端断言。</w:t>
+        <w:t>喵管家是一个记录猫咪日常照顾的微信原生小程序：投食、喂水、逗猫、称重四个动作各点一下就完成，数据留在本机，不联网、不依赖任何第三方库。六页、约 4,500 行代码、181 条数据层与端到端断言。</w:t>
       </w:r>
     </w:p>
     <w:p>
@@ -252,7 +252,7 @@
           <w:color w:val="1E1B19"/>
           <w:sz w:val="21"/>
         </w:rPr>
-        <w:t>这个约束是后面所有版面决策的来源。首页必须一屏装完四块内容（体重与趋势、今日照顾分、进食饮水心情三条刻度、四个快捷动作），不能滚动——一滚动就会犹豫，一犹豫就会跳过一天。</w:t>
+        <w:t>这个约束是后面所有版面决策的来源。首页必须一屏装完五块内容（体重与趋势、今日照顾分、进食饮水逗猫三条刻度、一行心情自评、五个快捷动作），不能滚动——一滚动就会犹豫，一犹豫就会跳过一天。</w:t>
       </w:r>
     </w:p>
     <w:p>
@@ -5258,7 +5258,7 @@
           <w:color w:val="1E1B19"/>
           <w:sz w:val="21"/>
         </w:rPr>
-        <w:t xml:space="preserve"> 99 项断言，</w:t>
+        <w:t xml:space="preserve"> 108 项断言，</w:t>
       </w:r>
       <w:r>
         <w:rPr>
@@ -5276,7 +5276,7 @@
           <w:color w:val="1E1B19"/>
           <w:sz w:val="21"/>
         </w:rPr>
-        <w:t xml:space="preserve"> 74 项断言，开发者工具 0 错误 0 警告。三层脚本由 </w:t>
+        <w:t xml:space="preserve"> 73 项断言，开发者工具 0 错误 0 警告。三层脚本由 </w:t>
       </w:r>
       <w:r>
         <w:rPr>
@@ -6212,7 +6212,7 @@
           <w:color w:val="1E1B19"/>
           <w:sz w:val="21"/>
         </w:rPr>
-        <w:t>一个具体的例子：99 项断言是我自己写的，全部通过，仍然漏掉了"死按钮"——因为断言只覆盖</w:t>
+        <w:t>一个具体的例子：108 项断言是我自己写的，全部通过，仍然漏掉了"死按钮"——因为断言只覆盖</w:t>
       </w:r>
       <w:r>
         <w:rPr>
@@ -6267,6 +6267,184 @@
           <w:sz w:val="21"/>
         </w:rPr>
         <w:t>）。换结构比加数量有用。</w:t>
+      </w:r>
+    </w:p>
+    <w:p>
+      <w:pPr>
+        <w:spacing w:lineRule="auto" w:line="360" w:after="120" w:before="0"/>
+      </w:pPr>
+      <w:r>
+        <w:rPr>
+          <w:rFonts w:ascii="宋体" w:hAnsi="宋体" w:eastAsia="宋体"/>
+          <w:b/>
+          <w:color w:val="1E1B19"/>
+          <w:sz w:val="21"/>
+        </w:rPr>
+        <w:t>同一类毛病的第二次：一个不衰减的计数器被当成了度量。</w:t>
+      </w:r>
+    </w:p>
+    <w:p>
+      <w:pPr>
+        <w:spacing w:lineRule="auto" w:line="360" w:after="120" w:before="0"/>
+      </w:pPr>
+      <w:r>
+        <w:rPr>
+          <w:rFonts w:ascii="宋体" w:hAnsi="宋体" w:eastAsia="宋体"/>
+          <w:b w:val="0"/>
+          <w:color w:val="1E1B19"/>
+          <w:sz w:val="21"/>
+        </w:rPr>
+        <w:t>首页第三条刻度原本是"心情"。它的实现是：建档时写死一个数（82 / 64 / 90），每次逗猫 +14，上限 100，</w:t>
+      </w:r>
+      <w:r>
+        <w:rPr>
+          <w:rFonts w:ascii="宋体" w:hAnsi="宋体" w:eastAsia="宋体"/>
+          <w:b/>
+          <w:color w:val="1E1B19"/>
+          <w:sz w:val="21"/>
+        </w:rPr>
+        <w:t>永不衰减</w:t>
+      </w:r>
+      <w:r>
+        <w:rPr>
+          <w:rFonts w:ascii="宋体" w:hAnsi="宋体" w:eastAsia="宋体"/>
+          <w:b w:val="0"/>
+          <w:color w:val="1E1B19"/>
+          <w:sz w:val="21"/>
+        </w:rPr>
+        <w:t>。逗两次就封顶，之后永远是 100。它不是任何东西的测量结果，而是"建档那天的印象 + 点过几次按钮"。</w:t>
+      </w:r>
+    </w:p>
+    <w:p>
+      <w:pPr>
+        <w:spacing w:lineRule="auto" w:line="360" w:after="120" w:before="0"/>
+      </w:pPr>
+      <w:r>
+        <w:rPr>
+          <w:rFonts w:ascii="宋体" w:hAnsi="宋体" w:eastAsia="宋体"/>
+          <w:b w:val="0"/>
+          <w:color w:val="1E1B19"/>
+          <w:sz w:val="21"/>
+        </w:rPr>
+        <w:t xml:space="preserve">麻烦在于它占"今日照顾分"的三分之一：今天什么都没喂，照顾分仍然有 27 分保底。而它和前两条长得完全一样——同样的轨、同样的长度、同样 24rpx 的数值，只是前两条后面写着 </w:t>
+      </w:r>
+      <w:r>
+        <w:rPr>
+          <w:rFonts w:ascii="Consolas" w:hAnsi="Consolas" w:eastAsia="Consolas"/>
+          <w:b w:val="0"/>
+          <w:color w:val="4A443F"/>
+          <w:sz w:val="20"/>
+        </w:rPr>
+        <w:t>g</w:t>
+      </w:r>
+      <w:r>
+        <w:rPr>
+          <w:rFonts w:ascii="宋体" w:hAnsi="宋体" w:eastAsia="宋体"/>
+          <w:b w:val="0"/>
+          <w:color w:val="1E1B19"/>
+          <w:sz w:val="21"/>
+        </w:rPr>
+        <w:t xml:space="preserve"> 和 </w:t>
+      </w:r>
+      <w:r>
+        <w:rPr>
+          <w:rFonts w:ascii="Consolas" w:hAnsi="Consolas" w:eastAsia="Consolas"/>
+          <w:b w:val="0"/>
+          <w:color w:val="4A443F"/>
+          <w:sz w:val="20"/>
+        </w:rPr>
+        <w:t>ml</w:t>
+      </w:r>
+      <w:r>
+        <w:rPr>
+          <w:rFonts w:ascii="宋体" w:hAnsi="宋体" w:eastAsia="宋体"/>
+          <w:b w:val="0"/>
+          <w:color w:val="1E1B19"/>
+          <w:sz w:val="21"/>
+        </w:rPr>
+        <w:t>，它后面什么都没有。一个没有单位的数字，和两个有单位的数字排成一行，语义上却差着一个数量级。</w:t>
+      </w:r>
+    </w:p>
+    <w:p>
+      <w:pPr>
+        <w:spacing w:lineRule="auto" w:line="360" w:after="120" w:before="0"/>
+      </w:pPr>
+      <w:r>
+        <w:rPr>
+          <w:rFonts w:ascii="宋体" w:hAnsi="宋体" w:eastAsia="宋体"/>
+          <w:b w:val="0"/>
+          <w:color w:val="1E1B19"/>
+          <w:sz w:val="21"/>
+        </w:rPr>
+        <w:t>纠正来自一句提问："心情真的是一个可以量化的东西吗？"改法没有删功能：第三项换成</w:t>
+      </w:r>
+      <w:r>
+        <w:rPr>
+          <w:rFonts w:ascii="宋体" w:hAnsi="宋体" w:eastAsia="宋体"/>
+          <w:b/>
+          <w:color w:val="1E1B19"/>
+          <w:sz w:val="21"/>
+        </w:rPr>
+        <w:t>逗猫分钟数</w:t>
+      </w:r>
+      <w:r>
+        <w:rPr>
+          <w:rFonts w:ascii="宋体" w:hAnsi="宋体" w:eastAsia="宋体"/>
+          <w:b w:val="0"/>
+          <w:color w:val="1E1B19"/>
+          <w:sz w:val="21"/>
+        </w:rPr>
+        <w:t xml:space="preserve">（记录里本来就有这个值，只是没拿来算分）；心情另起一行做 </w:t>
+      </w:r>
+      <w:r>
+        <w:rPr>
+          <w:rFonts w:ascii="宋体" w:hAnsi="宋体" w:eastAsia="宋体"/>
+          <w:b/>
+          <w:color w:val="1E1B19"/>
+          <w:sz w:val="21"/>
+        </w:rPr>
+        <w:t>1–5 自评</w:t>
+      </w:r>
+      <w:r>
+        <w:rPr>
+          <w:rFonts w:ascii="宋体" w:hAnsi="宋体" w:eastAsia="宋体"/>
+          <w:b w:val="0"/>
+          <w:color w:val="1E1B19"/>
+          <w:sz w:val="21"/>
+        </w:rPr>
+        <w:t>，并明确</w:t>
+      </w:r>
+      <w:r>
+        <w:rPr>
+          <w:rFonts w:ascii="宋体" w:hAnsi="宋体" w:eastAsia="宋体"/>
+          <w:b/>
+          <w:color w:val="1E1B19"/>
+          <w:sz w:val="21"/>
+        </w:rPr>
+        <w:t>不进入照顾分</w:t>
+      </w:r>
+      <w:r>
+        <w:rPr>
+          <w:rFonts w:ascii="宋体" w:hAnsi="宋体" w:eastAsia="宋体"/>
+          <w:b w:val="0"/>
+          <w:color w:val="1E1B19"/>
+          <w:sz w:val="21"/>
+        </w:rPr>
+        <w:t>。照顾分算的是"你做了什么"，自评记的是"你看到什么"，两件事不该折进同一个百分比。</w:t>
+      </w:r>
+    </w:p>
+    <w:p>
+      <w:pPr>
+        <w:spacing w:lineRule="auto" w:line="360" w:after="120" w:before="0"/>
+      </w:pPr>
+      <w:r>
+        <w:rPr>
+          <w:rFonts w:ascii="宋体" w:hAnsi="宋体" w:eastAsia="宋体"/>
+          <w:b w:val="0"/>
+          <w:color w:val="1E1B19"/>
+          <w:sz w:val="21"/>
+        </w:rPr>
+        <w:t>这也是"判断这个数字能不能信"不能交出去的原因：AI 会造出形状正确、语义为空的数字，而它在截图里看起来毫无破绽。</w:t>
       </w:r>
     </w:p>
     <w:p>
@@ -6870,7 +7048,7 @@
                 <w:color w:val="4A443F"/>
                 <w:sz w:val="19"/>
               </w:rPr>
-              <w:t>3,144 行</w:t>
+              <w:t>3,289 行</w:t>
             </w:r>
           </w:p>
         </w:tc>
@@ -6921,7 +7099,7 @@
                 <w:color w:val="4A443F"/>
                 <w:sz w:val="19"/>
               </w:rPr>
-              <w:t>840 行，27 个导出</w:t>
+              <w:t>890 行，45 个导出</w:t>
             </w:r>
           </w:p>
         </w:tc>
@@ -6990,7 +7168,7 @@
                 <w:color w:val="4A443F"/>
                 <w:sz w:val="19"/>
               </w:rPr>
-              <w:t>230 行</w:t>
+              <w:t>233 行</w:t>
             </w:r>
           </w:p>
         </w:tc>
@@ -7092,7 +7270,7 @@
                 <w:color w:val="4A443F"/>
                 <w:sz w:val="19"/>
               </w:rPr>
-              <w:t>99 项</w:t>
+              <w:t>108 项</w:t>
             </w:r>
           </w:p>
         </w:tc>
@@ -7143,7 +7321,7 @@
                 <w:color w:val="4A443F"/>
                 <w:sz w:val="19"/>
               </w:rPr>
-              <w:t>74 项</w:t>
+              <w:t>73 项</w:t>
             </w:r>
           </w:p>
         </w:tc>

--- a/docs/2530031251_孙瑞阳_喵管家_课程报告.docx
+++ b/docs/2530031251_孙瑞阳_喵管家_课程报告.docx
@@ -108,7 +108,7 @@
           <w:color w:val="1E1B19"/>
           <w:sz w:val="21"/>
         </w:rPr>
-        <w:t>喵管家是一个记录猫咪日常照顾的微信原生小程序：投食、喂水、逗猫、称重四个动作各点一下就完成，数据留在本机，不联网、不依赖任何第三方库。六页、约 4,500 行代码、181 条数据层与端到端断言。</w:t>
+        <w:t>喵管家是一个记录猫咪日常照顾的微信原生小程序：投食、喂水、逗猫、称重四个动作各点一下就完成，数据留在本机，不联网、不依赖任何第三方库。六页、约 4,500 行代码、181 条数据层与端到端断言。另有一套自建的 8 个技能，把《微信小程序设计指南》变成可执行的检查——包括一个真的抓到过我自己错误的脚本。</w:t>
       </w:r>
     </w:p>
     <w:p>
@@ -2122,7 +2122,7 @@
                 <w:color w:val="4A443F"/>
                 <w:sz w:val="18"/>
               </w:rPr>
-              <w:t>#B5442F</w:t>
+              <w:t>#AE412D</w:t>
             </w:r>
           </w:p>
         </w:tc>
@@ -3109,7 +3109,7 @@
                 <w:color w:val="4A443F"/>
                 <w:sz w:val="18"/>
               </w:rPr>
-              <w:t>#B5442F</w:t>
+              <w:t>#AE412D</w:t>
             </w:r>
             <w:r>
               <w:rPr>
@@ -3139,7 +3139,7 @@
                 <w:color w:val="4A443F"/>
                 <w:sz w:val="19"/>
               </w:rPr>
-              <w:t>5.17:1</w:t>
+              <w:t>4.82:1</w:t>
             </w:r>
           </w:p>
         </w:tc>
@@ -6002,7 +6002,7 @@
           <w:color w:val="1E1B19"/>
           <w:sz w:val="28"/>
         </w:rPr>
-        <w:t>六、复盘</w:t>
+        <w:t>六、把设计指南做成技能</w:t>
       </w:r>
     </w:p>
     <w:p>
@@ -6017,13 +6017,22 @@
           <w:color w:val="4A443F"/>
           <w:sz w:val="23"/>
         </w:rPr>
-        <w:t>6.1 两次方向性纠正</w:t>
+        <w:t>6.1 为什么不是"记住规范"</w:t>
       </w:r>
     </w:p>
     <w:p>
       <w:pPr>
         <w:spacing w:lineRule="auto" w:line="360" w:after="120" w:before="0"/>
       </w:pPr>
+      <w:r>
+        <w:rPr>
+          <w:rFonts w:ascii="宋体" w:hAnsi="宋体" w:eastAsia="宋体"/>
+          <w:b w:val="0"/>
+          <w:color w:val="1E1B19"/>
+          <w:sz w:val="21"/>
+        </w:rPr>
+        <w:t>《微信小程序设计指南》是散文体。它说"避免误操作""反馈及时"，但不给判据。散文的问题不是不对，是</w:t>
+      </w:r>
       <w:r>
         <w:rPr>
           <w:rFonts w:ascii="宋体" w:hAnsi="宋体" w:eastAsia="宋体"/>
@@ -6031,13 +6040,8 @@
           <w:color w:val="1E1B19"/>
           <w:sz w:val="21"/>
         </w:rPr>
-        <w:t>第一次：症状清单凭常识分。</w:t>
-      </w:r>
-    </w:p>
-    <w:p>
-      <w:pPr>
-        <w:spacing w:lineRule="auto" w:line="360" w:after="120" w:before="0"/>
-      </w:pPr>
+        <w:t>无法被判错</w:t>
+      </w:r>
       <w:r>
         <w:rPr>
           <w:rFonts w:ascii="宋体" w:hAnsi="宋体" w:eastAsia="宋体"/>
@@ -6045,13 +6049,36 @@
           <w:color w:val="1E1B19"/>
           <w:sz w:val="21"/>
         </w:rPr>
-        <w:t>第一版分 5 组，看起来合理，实际上漏掉了"食欲变好"这类反向表现。纠正的方向是给方法：先参照真实的初步诊疗评价体系，再收集当代常见猫疾病，按这两步重做。</w:t>
+        <w:t>——写代码的人（或 AI）只要没想起来，就等于不存在。</w:t>
       </w:r>
     </w:p>
     <w:p>
       <w:pPr>
         <w:spacing w:lineRule="auto" w:line="360" w:after="120" w:before="0"/>
       </w:pPr>
+      <w:r>
+        <w:rPr>
+          <w:rFonts w:ascii="宋体" w:hAnsi="宋体" w:eastAsia="宋体"/>
+          <w:b w:val="0"/>
+          <w:color w:val="1E1B19"/>
+          <w:sz w:val="21"/>
+        </w:rPr>
+        <w:t>第一版做完，四个页面自我感觉良好。真扫一遍是 16 / 26 分：10 处可点击区域低于 7mm、确认弹窗有两套朱色、字号散成 16 档。这些都不是审美问题，是没有尺子。</w:t>
+      </w:r>
+    </w:p>
+    <w:p>
+      <w:pPr>
+        <w:spacing w:lineRule="auto" w:line="360" w:after="120" w:before="0"/>
+      </w:pPr>
+      <w:r>
+        <w:rPr>
+          <w:rFonts w:ascii="宋体" w:hAnsi="宋体" w:eastAsia="宋体"/>
+          <w:b w:val="0"/>
+          <w:color w:val="1E1B19"/>
+          <w:sz w:val="21"/>
+        </w:rPr>
+        <w:t>所以做的不是"读一遍指南"，而是把它转成</w:t>
+      </w:r>
       <w:r>
         <w:rPr>
           <w:rFonts w:ascii="宋体" w:hAnsi="宋体" w:eastAsia="宋体"/>
@@ -6059,13 +6086,8 @@
           <w:color w:val="1E1B19"/>
           <w:sz w:val="21"/>
         </w:rPr>
-        <w:t>第二次：功能入口藏在页面最底部。</w:t>
-      </w:r>
-    </w:p>
-    <w:p>
-      <w:pPr>
-        <w:spacing w:lineRule="auto" w:line="360" w:after="120" w:before="0"/>
-      </w:pPr>
+        <w:t>可执行的东西</w:t>
+      </w:r>
       <w:r>
         <w:rPr>
           <w:rFonts w:ascii="宋体" w:hAnsi="宋体" w:eastAsia="宋体"/>
@@ -6073,7 +6095,833 @@
           <w:color w:val="1E1B19"/>
           <w:sz w:val="21"/>
         </w:rPr>
-        <w:t>入口放在记录页 footer 上方，理由是"首页一屏只剩 52rpx 余量，低频功能不该占首页"。这个判断在自用场景下成立，在</w:t>
+        <w:t>：一条规则必须能回答"过 / 不过"才留下，回答不了的（"视觉层次是否舒适"这类）全部删掉。这个取舍决定了后面能不能自动化。</w:t>
+      </w:r>
+    </w:p>
+    <w:p>
+      <w:pPr>
+        <w:keepNext/>
+        <w:spacing w:before="240" w:after="120" w:line="324" w:lineRule="auto"/>
+      </w:pPr>
+      <w:r>
+        <w:rPr>
+          <w:rFonts w:ascii="黑体" w:hAnsi="黑体" w:eastAsia="黑体"/>
+          <w:b/>
+          <w:color w:val="4A443F"/>
+          <w:sz w:val="23"/>
+        </w:rPr>
+        <w:t>6.2 八个技能，两层</w:t>
+      </w:r>
+    </w:p>
+    <w:tbl>
+      <w:tblPr>
+        <w:tblStyle w:val="TableGrid"/>
+        <w:tblW w:type="auto" w:w="0"/>
+        <w:jc w:val="center"/>
+        <w:tblLayout w:type="fixed"/>
+        <w:tblLook w:firstColumn="1" w:firstRow="1" w:lastColumn="0" w:lastRow="0" w:noHBand="0" w:noVBand="1" w:val="04A0"/>
+      </w:tblPr>
+      <w:tblGrid>
+        <w:gridCol w:w="2296"/>
+        <w:gridCol w:w="2296"/>
+        <w:gridCol w:w="2296"/>
+        <w:gridCol w:w="2296"/>
+      </w:tblGrid>
+      <w:tr>
+        <w:trPr>
+          <w:tblHeader w:val="true"/>
+        </w:trPr>
+        <w:tc>
+          <w:tcPr>
+            <w:tcW w:type="dxa" w:w="1077"/>
+            <w:shd w:val="clear" w:color="auto" w:fill="F0EBE2"/>
+          </w:tcPr>
+          <w:p>
+            <w:pPr>
+              <w:spacing w:after="40" w:before="40" w:line="300" w:lineRule="auto"/>
+            </w:pPr>
+            <w:r/>
+            <w:r>
+              <w:rPr>
+                <w:rFonts w:ascii="黑体" w:hAnsi="黑体" w:eastAsia="黑体"/>
+                <w:b/>
+                <w:color w:val="1E1B19"/>
+                <w:sz w:val="19"/>
+              </w:rPr>
+              <w:t>层</w:t>
+            </w:r>
+          </w:p>
+        </w:tc>
+        <w:tc>
+          <w:tcPr>
+            <w:tcW w:type="dxa" w:w="3625"/>
+            <w:shd w:val="clear" w:color="auto" w:fill="F0EBE2"/>
+          </w:tcPr>
+          <w:p>
+            <w:pPr>
+              <w:spacing w:after="40" w:before="40" w:line="300" w:lineRule="auto"/>
+            </w:pPr>
+            <w:r/>
+            <w:r>
+              <w:rPr>
+                <w:rFonts w:ascii="黑体" w:hAnsi="黑体" w:eastAsia="黑体"/>
+                <w:b/>
+                <w:color w:val="1E1B19"/>
+                <w:sz w:val="19"/>
+              </w:rPr>
+              <w:t>技能</w:t>
+            </w:r>
+          </w:p>
+        </w:tc>
+        <w:tc>
+          <w:tcPr>
+            <w:tcW w:type="dxa" w:w="4109"/>
+            <w:shd w:val="clear" w:color="auto" w:fill="F0EBE2"/>
+          </w:tcPr>
+          <w:p>
+            <w:pPr>
+              <w:spacing w:after="40" w:before="40" w:line="300" w:lineRule="auto"/>
+            </w:pPr>
+            <w:r/>
+            <w:r>
+              <w:rPr>
+                <w:rFonts w:ascii="黑体" w:hAnsi="黑体" w:eastAsia="黑体"/>
+                <w:b/>
+                <w:color w:val="1E1B19"/>
+                <w:sz w:val="19"/>
+              </w:rPr>
+              <w:t>内容</w:t>
+            </w:r>
+          </w:p>
+        </w:tc>
+        <w:tc>
+          <w:tcPr>
+            <w:tcW w:type="dxa" w:w="1077"/>
+            <w:shd w:val="clear" w:color="auto" w:fill="F0EBE2"/>
+          </w:tcPr>
+          <w:p>
+            <w:pPr>
+              <w:spacing w:after="40" w:before="40" w:line="300" w:lineRule="auto"/>
+            </w:pPr>
+            <w:r/>
+            <w:r>
+              <w:rPr>
+                <w:rFonts w:ascii="黑体" w:hAnsi="黑体" w:eastAsia="黑体"/>
+                <w:b/>
+                <w:color w:val="1E1B19"/>
+                <w:sz w:val="19"/>
+              </w:rPr>
+              <w:t>行数</w:t>
+            </w:r>
+          </w:p>
+        </w:tc>
+      </w:tr>
+      <w:tr>
+        <w:tc>
+          <w:tcPr>
+            <w:tcW w:type="dxa" w:w="1077"/>
+          </w:tcPr>
+          <w:p>
+            <w:pPr>
+              <w:spacing w:after="40" w:before="40" w:line="300" w:lineRule="auto"/>
+            </w:pPr>
+            <w:r/>
+            <w:r>
+              <w:rPr>
+                <w:rFonts w:ascii="宋体" w:hAnsi="宋体" w:eastAsia="宋体"/>
+                <w:b w:val="0"/>
+                <w:color w:val="4A443F"/>
+                <w:sz w:val="19"/>
+              </w:rPr>
+              <w:t>总规则</w:t>
+            </w:r>
+          </w:p>
+        </w:tc>
+        <w:tc>
+          <w:tcPr>
+            <w:tcW w:type="dxa" w:w="3625"/>
+          </w:tcPr>
+          <w:p>
+            <w:pPr>
+              <w:spacing w:after="40" w:before="40" w:line="300" w:lineRule="auto"/>
+            </w:pPr>
+            <w:r/>
+            <w:r>
+              <w:rPr>
+                <w:rFonts w:ascii="Consolas" w:hAnsi="Consolas" w:eastAsia="Consolas"/>
+                <w:b w:val="0"/>
+                <w:color w:val="4A443F"/>
+                <w:sz w:val="18"/>
+              </w:rPr>
+              <w:t>wxmp-design-system</w:t>
+            </w:r>
+          </w:p>
+        </w:tc>
+        <w:tc>
+          <w:tcPr>
+            <w:tcW w:type="dxa" w:w="4109"/>
+          </w:tcPr>
+          <w:p>
+            <w:pPr>
+              <w:spacing w:after="40" w:before="40" w:line="300" w:lineRule="auto"/>
+            </w:pPr>
+            <w:r/>
+            <w:r>
+              <w:rPr>
+                <w:rFonts w:ascii="宋体" w:hAnsi="宋体" w:eastAsia="宋体"/>
+                <w:b w:val="0"/>
+                <w:color w:val="4A443F"/>
+                <w:sz w:val="19"/>
+              </w:rPr>
+              <w:t>红线 7 条（字号阶梯 / 四档文字色 / Tab 数量 / 热区 88rpx / 单加载动画 / 胶囊避让 / 设计稿基准）+ 13 条判定规则 + 评分卡 + 分诊路由</w:t>
+            </w:r>
+          </w:p>
+        </w:tc>
+        <w:tc>
+          <w:tcPr>
+            <w:tcW w:type="dxa" w:w="1077"/>
+          </w:tcPr>
+          <w:p>
+            <w:pPr>
+              <w:spacing w:after="40" w:before="40" w:line="300" w:lineRule="auto"/>
+            </w:pPr>
+            <w:r/>
+            <w:r>
+              <w:rPr>
+                <w:rFonts w:ascii="宋体" w:hAnsi="宋体" w:eastAsia="宋体"/>
+                <w:b w:val="0"/>
+                <w:color w:val="4A443F"/>
+                <w:sz w:val="19"/>
+              </w:rPr>
+              <w:t>102</w:t>
+            </w:r>
+          </w:p>
+        </w:tc>
+      </w:tr>
+      <w:tr>
+        <w:tc>
+          <w:tcPr>
+            <w:tcW w:type="dxa" w:w="1077"/>
+          </w:tcPr>
+          <w:p>
+            <w:pPr>
+              <w:spacing w:after="40" w:before="40" w:line="300" w:lineRule="auto"/>
+            </w:pPr>
+            <w:r/>
+            <w:r>
+              <w:rPr>
+                <w:rFonts w:ascii="宋体" w:hAnsi="宋体" w:eastAsia="宋体"/>
+                <w:b w:val="0"/>
+                <w:color w:val="4A443F"/>
+                <w:sz w:val="19"/>
+              </w:rPr>
+              <w:t>实现</w:t>
+            </w:r>
+          </w:p>
+        </w:tc>
+        <w:tc>
+          <w:tcPr>
+            <w:tcW w:type="dxa" w:w="3625"/>
+          </w:tcPr>
+          <w:p>
+            <w:pPr>
+              <w:spacing w:after="40" w:before="40" w:line="300" w:lineRule="auto"/>
+            </w:pPr>
+            <w:r/>
+            <w:r>
+              <w:rPr>
+                <w:rFonts w:ascii="Consolas" w:hAnsi="Consolas" w:eastAsia="Consolas"/>
+                <w:b w:val="0"/>
+                <w:color w:val="4A443F"/>
+                <w:sz w:val="18"/>
+              </w:rPr>
+              <w:t>wxmp-visual-tokens</w:t>
+            </w:r>
+          </w:p>
+        </w:tc>
+        <w:tc>
+          <w:tcPr>
+            <w:tcW w:type="dxa" w:w="4109"/>
+          </w:tcPr>
+          <w:p>
+            <w:pPr>
+              <w:spacing w:after="40" w:before="40" w:line="300" w:lineRule="auto"/>
+            </w:pPr>
+            <w:r/>
+            <w:r>
+              <w:rPr>
+                <w:rFonts w:ascii="宋体" w:hAnsi="宋体" w:eastAsia="宋体"/>
+                <w:b w:val="0"/>
+                <w:color w:val="4A443F"/>
+                <w:sz w:val="19"/>
+              </w:rPr>
+              <w:t>六档字号、文字色阶、10 色板、按钮三型三尺寸五状态</w:t>
+            </w:r>
+          </w:p>
+        </w:tc>
+        <w:tc>
+          <w:tcPr>
+            <w:tcW w:type="dxa" w:w="1077"/>
+          </w:tcPr>
+          <w:p>
+            <w:pPr>
+              <w:spacing w:after="40" w:before="40" w:line="300" w:lineRule="auto"/>
+            </w:pPr>
+            <w:r/>
+            <w:r>
+              <w:rPr>
+                <w:rFonts w:ascii="宋体" w:hAnsi="宋体" w:eastAsia="宋体"/>
+                <w:b w:val="0"/>
+                <w:color w:val="4A443F"/>
+                <w:sz w:val="19"/>
+              </w:rPr>
+              <w:t>245</w:t>
+            </w:r>
+          </w:p>
+        </w:tc>
+      </w:tr>
+      <w:tr>
+        <w:tc>
+          <w:tcPr>
+            <w:tcW w:type="dxa" w:w="1077"/>
+          </w:tcPr>
+          <w:p>
+            <w:pPr>
+              <w:spacing w:after="40" w:before="40" w:line="300" w:lineRule="auto"/>
+            </w:pPr>
+            <w:r/>
+            <w:r>
+              <w:rPr>
+                <w:rFonts w:ascii="宋体" w:hAnsi="宋体" w:eastAsia="宋体"/>
+                <w:b w:val="0"/>
+                <w:color w:val="4A443F"/>
+                <w:sz w:val="19"/>
+              </w:rPr>
+              <w:t>实现</w:t>
+            </w:r>
+          </w:p>
+        </w:tc>
+        <w:tc>
+          <w:tcPr>
+            <w:tcW w:type="dxa" w:w="3625"/>
+          </w:tcPr>
+          <w:p>
+            <w:pPr>
+              <w:spacing w:after="40" w:before="40" w:line="300" w:lineRule="auto"/>
+            </w:pPr>
+            <w:r/>
+            <w:r>
+              <w:rPr>
+                <w:rFonts w:ascii="Consolas" w:hAnsi="Consolas" w:eastAsia="Consolas"/>
+                <w:b w:val="0"/>
+                <w:color w:val="4A443F"/>
+                <w:sz w:val="18"/>
+              </w:rPr>
+              <w:t>wxmp-layout-adapt</w:t>
+            </w:r>
+          </w:p>
+        </w:tc>
+        <w:tc>
+          <w:tcPr>
+            <w:tcW w:type="dxa" w:w="4109"/>
+          </w:tcPr>
+          <w:p>
+            <w:pPr>
+              <w:spacing w:after="40" w:before="40" w:line="300" w:lineRule="auto"/>
+            </w:pPr>
+            <w:r/>
+            <w:r>
+              <w:rPr>
+                <w:rFonts w:ascii="宋体" w:hAnsi="宋体" w:eastAsia="宋体"/>
+                <w:b w:val="0"/>
+                <w:color w:val="4A443F"/>
+                <w:sz w:val="19"/>
+              </w:rPr>
+              <w:t>rpx 换算、375 与 390 两个基准不得混用、安全区、1px 细线</w:t>
+            </w:r>
+          </w:p>
+        </w:tc>
+        <w:tc>
+          <w:tcPr>
+            <w:tcW w:type="dxa" w:w="1077"/>
+          </w:tcPr>
+          <w:p>
+            <w:pPr>
+              <w:spacing w:after="40" w:before="40" w:line="300" w:lineRule="auto"/>
+            </w:pPr>
+            <w:r/>
+            <w:r>
+              <w:rPr>
+                <w:rFonts w:ascii="宋体" w:hAnsi="宋体" w:eastAsia="宋体"/>
+                <w:b w:val="0"/>
+                <w:color w:val="4A443F"/>
+                <w:sz w:val="19"/>
+              </w:rPr>
+              <w:t>158</w:t>
+            </w:r>
+          </w:p>
+        </w:tc>
+      </w:tr>
+      <w:tr>
+        <w:tc>
+          <w:tcPr>
+            <w:tcW w:type="dxa" w:w="1077"/>
+          </w:tcPr>
+          <w:p>
+            <w:pPr>
+              <w:spacing w:after="40" w:before="40" w:line="300" w:lineRule="auto"/>
+            </w:pPr>
+            <w:r/>
+            <w:r>
+              <w:rPr>
+                <w:rFonts w:ascii="宋体" w:hAnsi="宋体" w:eastAsia="宋体"/>
+                <w:b w:val="0"/>
+                <w:color w:val="4A443F"/>
+                <w:sz w:val="19"/>
+              </w:rPr>
+              <w:t>实现</w:t>
+            </w:r>
+          </w:p>
+        </w:tc>
+        <w:tc>
+          <w:tcPr>
+            <w:tcW w:type="dxa" w:w="3625"/>
+          </w:tcPr>
+          <w:p>
+            <w:pPr>
+              <w:spacing w:after="40" w:before="40" w:line="300" w:lineRule="auto"/>
+            </w:pPr>
+            <w:r/>
+            <w:r>
+              <w:rPr>
+                <w:rFonts w:ascii="Consolas" w:hAnsi="Consolas" w:eastAsia="Consolas"/>
+                <w:b w:val="0"/>
+                <w:color w:val="4A443F"/>
+                <w:sz w:val="18"/>
+              </w:rPr>
+              <w:t>wxmp-navigation</w:t>
+            </w:r>
+          </w:p>
+        </w:tc>
+        <w:tc>
+          <w:tcPr>
+            <w:tcW w:type="dxa" w:w="4109"/>
+          </w:tcPr>
+          <w:p>
+            <w:pPr>
+              <w:spacing w:after="40" w:before="40" w:line="300" w:lineRule="auto"/>
+            </w:pPr>
+            <w:r/>
+            <w:r>
+              <w:rPr>
+                <w:rFonts w:ascii="宋体" w:hAnsi="宋体" w:eastAsia="宋体"/>
+                <w:b w:val="0"/>
+                <w:color w:val="4A443F"/>
+                <w:sz w:val="19"/>
+              </w:rPr>
+              <w:t>胶囊区 87×32 占位、页面栈语义、Tab 约束</w:t>
+            </w:r>
+          </w:p>
+        </w:tc>
+        <w:tc>
+          <w:tcPr>
+            <w:tcW w:type="dxa" w:w="1077"/>
+          </w:tcPr>
+          <w:p>
+            <w:pPr>
+              <w:spacing w:after="40" w:before="40" w:line="300" w:lineRule="auto"/>
+            </w:pPr>
+            <w:r/>
+            <w:r>
+              <w:rPr>
+                <w:rFonts w:ascii="宋体" w:hAnsi="宋体" w:eastAsia="宋体"/>
+                <w:b w:val="0"/>
+                <w:color w:val="4A443F"/>
+                <w:sz w:val="19"/>
+              </w:rPr>
+              <w:t>161</w:t>
+            </w:r>
+          </w:p>
+        </w:tc>
+      </w:tr>
+      <w:tr>
+        <w:tc>
+          <w:tcPr>
+            <w:tcW w:type="dxa" w:w="1077"/>
+          </w:tcPr>
+          <w:p>
+            <w:pPr>
+              <w:spacing w:after="40" w:before="40" w:line="300" w:lineRule="auto"/>
+            </w:pPr>
+            <w:r/>
+            <w:r>
+              <w:rPr>
+                <w:rFonts w:ascii="宋体" w:hAnsi="宋体" w:eastAsia="宋体"/>
+                <w:b w:val="0"/>
+                <w:color w:val="4A443F"/>
+                <w:sz w:val="19"/>
+              </w:rPr>
+              <w:t>实现</w:t>
+            </w:r>
+          </w:p>
+        </w:tc>
+        <w:tc>
+          <w:tcPr>
+            <w:tcW w:type="dxa" w:w="3625"/>
+          </w:tcPr>
+          <w:p>
+            <w:pPr>
+              <w:spacing w:after="40" w:before="40" w:line="300" w:lineRule="auto"/>
+            </w:pPr>
+            <w:r/>
+            <w:r>
+              <w:rPr>
+                <w:rFonts w:ascii="Consolas" w:hAnsi="Consolas" w:eastAsia="Consolas"/>
+                <w:b w:val="0"/>
+                <w:color w:val="4A443F"/>
+                <w:sz w:val="18"/>
+              </w:rPr>
+              <w:t>wxmp-weui-components</w:t>
+            </w:r>
+          </w:p>
+        </w:tc>
+        <w:tc>
+          <w:tcPr>
+            <w:tcW w:type="dxa" w:w="4109"/>
+          </w:tcPr>
+          <w:p>
+            <w:pPr>
+              <w:spacing w:after="40" w:before="40" w:line="300" w:lineRule="auto"/>
+            </w:pPr>
+            <w:r/>
+            <w:r>
+              <w:rPr>
+                <w:rFonts w:ascii="宋体" w:hAnsi="宋体" w:eastAsia="宋体"/>
+                <w:b w:val="0"/>
+                <w:color w:val="4A443F"/>
+                <w:sz w:val="19"/>
+              </w:rPr>
+              <w:t>何时用官方组件、何时自绘</w:t>
+            </w:r>
+          </w:p>
+        </w:tc>
+        <w:tc>
+          <w:tcPr>
+            <w:tcW w:type="dxa" w:w="1077"/>
+          </w:tcPr>
+          <w:p>
+            <w:pPr>
+              <w:spacing w:after="40" w:before="40" w:line="300" w:lineRule="auto"/>
+            </w:pPr>
+            <w:r/>
+            <w:r>
+              <w:rPr>
+                <w:rFonts w:ascii="宋体" w:hAnsi="宋体" w:eastAsia="宋体"/>
+                <w:b w:val="0"/>
+                <w:color w:val="4A443F"/>
+                <w:sz w:val="19"/>
+              </w:rPr>
+              <w:t>197</w:t>
+            </w:r>
+          </w:p>
+        </w:tc>
+      </w:tr>
+      <w:tr>
+        <w:tc>
+          <w:tcPr>
+            <w:tcW w:type="dxa" w:w="1077"/>
+          </w:tcPr>
+          <w:p>
+            <w:pPr>
+              <w:spacing w:after="40" w:before="40" w:line="300" w:lineRule="auto"/>
+            </w:pPr>
+            <w:r/>
+            <w:r>
+              <w:rPr>
+                <w:rFonts w:ascii="宋体" w:hAnsi="宋体" w:eastAsia="宋体"/>
+                <w:b w:val="0"/>
+                <w:color w:val="4A443F"/>
+                <w:sz w:val="19"/>
+              </w:rPr>
+              <w:t>实现</w:t>
+            </w:r>
+          </w:p>
+        </w:tc>
+        <w:tc>
+          <w:tcPr>
+            <w:tcW w:type="dxa" w:w="3625"/>
+          </w:tcPr>
+          <w:p>
+            <w:pPr>
+              <w:spacing w:after="40" w:before="40" w:line="300" w:lineRule="auto"/>
+            </w:pPr>
+            <w:r/>
+            <w:r>
+              <w:rPr>
+                <w:rFonts w:ascii="Consolas" w:hAnsi="Consolas" w:eastAsia="Consolas"/>
+                <w:b w:val="0"/>
+                <w:color w:val="4A443F"/>
+                <w:sz w:val="18"/>
+              </w:rPr>
+              <w:t>wxmp-feedback</w:t>
+            </w:r>
+          </w:p>
+        </w:tc>
+        <w:tc>
+          <w:tcPr>
+            <w:tcW w:type="dxa" w:w="4109"/>
+          </w:tcPr>
+          <w:p>
+            <w:pPr>
+              <w:spacing w:after="40" w:before="40" w:line="300" w:lineRule="auto"/>
+            </w:pPr>
+            <w:r/>
+            <w:r>
+              <w:rPr>
+                <w:rFonts w:ascii="宋体" w:hAnsi="宋体" w:eastAsia="宋体"/>
+                <w:b w:val="0"/>
+                <w:color w:val="4A443F"/>
+                <w:sz w:val="19"/>
+              </w:rPr>
+              <w:t>四档反馈决策表、加载三档、防泄漏加载计数器</w:t>
+            </w:r>
+          </w:p>
+        </w:tc>
+        <w:tc>
+          <w:tcPr>
+            <w:tcW w:type="dxa" w:w="1077"/>
+          </w:tcPr>
+          <w:p>
+            <w:pPr>
+              <w:spacing w:after="40" w:before="40" w:line="300" w:lineRule="auto"/>
+            </w:pPr>
+            <w:r/>
+            <w:r>
+              <w:rPr>
+                <w:rFonts w:ascii="宋体" w:hAnsi="宋体" w:eastAsia="宋体"/>
+                <w:b w:val="0"/>
+                <w:color w:val="4A443F"/>
+                <w:sz w:val="19"/>
+              </w:rPr>
+              <w:t>159</w:t>
+            </w:r>
+          </w:p>
+        </w:tc>
+      </w:tr>
+      <w:tr>
+        <w:tc>
+          <w:tcPr>
+            <w:tcW w:type="dxa" w:w="1077"/>
+          </w:tcPr>
+          <w:p>
+            <w:pPr>
+              <w:spacing w:after="40" w:before="40" w:line="300" w:lineRule="auto"/>
+            </w:pPr>
+            <w:r/>
+            <w:r>
+              <w:rPr>
+                <w:rFonts w:ascii="宋体" w:hAnsi="宋体" w:eastAsia="宋体"/>
+                <w:b w:val="0"/>
+                <w:color w:val="4A443F"/>
+                <w:sz w:val="19"/>
+              </w:rPr>
+              <w:t>领域</w:t>
+            </w:r>
+          </w:p>
+        </w:tc>
+        <w:tc>
+          <w:tcPr>
+            <w:tcW w:type="dxa" w:w="3625"/>
+          </w:tcPr>
+          <w:p>
+            <w:pPr>
+              <w:spacing w:after="40" w:before="40" w:line="300" w:lineRule="auto"/>
+            </w:pPr>
+            <w:r/>
+            <w:r>
+              <w:rPr>
+                <w:rFonts w:ascii="Consolas" w:hAnsi="Consolas" w:eastAsia="Consolas"/>
+                <w:b w:val="0"/>
+                <w:color w:val="4A443F"/>
+                <w:sz w:val="18"/>
+              </w:rPr>
+              <w:t>feline-disease-map</w:t>
+            </w:r>
+          </w:p>
+        </w:tc>
+        <w:tc>
+          <w:tcPr>
+            <w:tcW w:type="dxa" w:w="4109"/>
+          </w:tcPr>
+          <w:p>
+            <w:pPr>
+              <w:spacing w:after="40" w:before="40" w:line="300" w:lineRule="auto"/>
+            </w:pPr>
+            <w:r/>
+            <w:r>
+              <w:rPr>
+                <w:rFonts w:ascii="宋体" w:hAnsi="宋体" w:eastAsia="宋体"/>
+                <w:b w:val="0"/>
+                <w:color w:val="4A443F"/>
+                <w:sz w:val="19"/>
+              </w:rPr>
+              <w:t>猫常见病谱与症状映射，用于反查清单覆盖度、识别反向表现</w:t>
+            </w:r>
+          </w:p>
+        </w:tc>
+        <w:tc>
+          <w:tcPr>
+            <w:tcW w:type="dxa" w:w="1077"/>
+          </w:tcPr>
+          <w:p>
+            <w:pPr>
+              <w:spacing w:after="40" w:before="40" w:line="300" w:lineRule="auto"/>
+            </w:pPr>
+            <w:r/>
+            <w:r>
+              <w:rPr>
+                <w:rFonts w:ascii="宋体" w:hAnsi="宋体" w:eastAsia="宋体"/>
+                <w:b w:val="0"/>
+                <w:color w:val="4A443F"/>
+                <w:sz w:val="19"/>
+              </w:rPr>
+              <w:t>154</w:t>
+            </w:r>
+          </w:p>
+        </w:tc>
+      </w:tr>
+      <w:tr>
+        <w:tc>
+          <w:tcPr>
+            <w:tcW w:type="dxa" w:w="1077"/>
+          </w:tcPr>
+          <w:p>
+            <w:pPr>
+              <w:spacing w:after="40" w:before="40" w:line="300" w:lineRule="auto"/>
+            </w:pPr>
+            <w:r/>
+            <w:r>
+              <w:rPr>
+                <w:rFonts w:ascii="宋体" w:hAnsi="宋体" w:eastAsia="宋体"/>
+                <w:b w:val="0"/>
+                <w:color w:val="4A443F"/>
+                <w:sz w:val="19"/>
+              </w:rPr>
+              <w:t>领域</w:t>
+            </w:r>
+          </w:p>
+        </w:tc>
+        <w:tc>
+          <w:tcPr>
+            <w:tcW w:type="dxa" w:w="3625"/>
+          </w:tcPr>
+          <w:p>
+            <w:pPr>
+              <w:spacing w:after="40" w:before="40" w:line="300" w:lineRule="auto"/>
+            </w:pPr>
+            <w:r/>
+            <w:r>
+              <w:rPr>
+                <w:rFonts w:ascii="Consolas" w:hAnsi="Consolas" w:eastAsia="Consolas"/>
+                <w:b w:val="0"/>
+                <w:color w:val="4A443F"/>
+                <w:sz w:val="18"/>
+              </w:rPr>
+              <w:t>veterinary-history-framework</w:t>
+            </w:r>
+          </w:p>
+        </w:tc>
+        <w:tc>
+          <w:tcPr>
+            <w:tcW w:type="dxa" w:w="4109"/>
+          </w:tcPr>
+          <w:p>
+            <w:pPr>
+              <w:spacing w:after="40" w:before="40" w:line="300" w:lineRule="auto"/>
+            </w:pPr>
+            <w:r/>
+            <w:r>
+              <w:rPr>
+                <w:rFonts w:ascii="宋体" w:hAnsi="宋体" w:eastAsia="宋体"/>
+                <w:b w:val="0"/>
+                <w:color w:val="4A443F"/>
+                <w:sz w:val="19"/>
+              </w:rPr>
+              <w:t>SOAP + 系统回顾 + 分诊，回答"该采集什么、什么算急"</w:t>
+            </w:r>
+          </w:p>
+        </w:tc>
+        <w:tc>
+          <w:tcPr>
+            <w:tcW w:type="dxa" w:w="1077"/>
+          </w:tcPr>
+          <w:p>
+            <w:pPr>
+              <w:spacing w:after="40" w:before="40" w:line="300" w:lineRule="auto"/>
+            </w:pPr>
+            <w:r/>
+            <w:r>
+              <w:rPr>
+                <w:rFonts w:ascii="宋体" w:hAnsi="宋体" w:eastAsia="宋体"/>
+                <w:b w:val="0"/>
+                <w:color w:val="4A443F"/>
+                <w:sz w:val="19"/>
+              </w:rPr>
+              <w:t>166</w:t>
+            </w:r>
+          </w:p>
+        </w:tc>
+      </w:tr>
+    </w:tbl>
+    <w:p>
+      <w:pPr>
+        <w:spacing w:after="80"/>
+      </w:pPr>
+    </w:p>
+    <w:p>
+      <w:pPr>
+        <w:spacing w:lineRule="auto" w:line="360" w:after="120" w:before="0"/>
+      </w:pPr>
+      <w:r>
+        <w:rPr>
+          <w:rFonts w:ascii="宋体" w:hAnsi="宋体" w:eastAsia="宋体"/>
+          <w:b w:val="0"/>
+          <w:color w:val="1E1B19"/>
+          <w:sz w:val="21"/>
+        </w:rPr>
+        <w:t xml:space="preserve">八个技能合计 1,342 行，全部放在用户级目录，跨项目复用；其中总规则层另带一个扫描脚本 </w:t>
+      </w:r>
+      <w:r>
+        <w:rPr>
+          <w:rFonts w:ascii="Consolas" w:hAnsi="Consolas" w:eastAsia="Consolas"/>
+          <w:b w:val="0"/>
+          <w:color w:val="4A443F"/>
+          <w:sz w:val="20"/>
+        </w:rPr>
+        <w:t>wxmp_ui_audit.py</w:t>
+      </w:r>
+      <w:r>
+        <w:rPr>
+          <w:rFonts w:ascii="宋体" w:hAnsi="宋体" w:eastAsia="宋体"/>
+          <w:b w:val="0"/>
+          <w:color w:val="1E1B19"/>
+          <w:sz w:val="21"/>
+        </w:rPr>
+        <w:t>。</w:t>
+      </w:r>
+    </w:p>
+    <w:p>
+      <w:pPr>
+        <w:spacing w:lineRule="auto" w:line="360" w:after="120" w:before="0"/>
+      </w:pPr>
+      <w:r>
+        <w:rPr>
+          <w:rFonts w:ascii="宋体" w:hAnsi="宋体" w:eastAsia="宋体"/>
+          <w:b w:val="0"/>
+          <w:color w:val="1E1B19"/>
+          <w:sz w:val="21"/>
+        </w:rPr>
+        <w:t>两层拆分的理由是</w:t>
       </w:r>
       <w:r>
         <w:rPr>
@@ -6082,7 +6930,7 @@
           <w:color w:val="1E1B19"/>
           <w:sz w:val="21"/>
         </w:rPr>
-        <w:t>演示场景</w:t>
+        <w:t>上下文预算</w:t>
       </w:r>
       <w:r>
         <w:rPr>
@@ -6091,7 +6939,7 @@
           <w:color w:val="1E1B19"/>
           <w:sz w:val="21"/>
         </w:rPr>
-        <w:t>下不成立——第一眼看不到就等于没有。</w:t>
+        <w:t>：合成一个 1,300 行的单文件，每次调用都占满窗口，而一次改动通常只用到其中一节。总规则层只做判定和路由，细节下沉重到五个子技能。</w:t>
       </w:r>
     </w:p>
     <w:p>
@@ -6105,7 +6953,112 @@
           <w:color w:val="1E1B19"/>
           <w:sz w:val="21"/>
         </w:rPr>
-        <w:t>两次的形状是一样的：</w:t>
+        <w:t>两个领域技能解决的是另一类问题——第四章的症状清单。它不能靠常识分组：像"食欲变好"这种反向表现，只有对着疾病谱反查才想得到。</w:t>
+      </w:r>
+    </w:p>
+    <w:p>
+      <w:pPr>
+        <w:keepNext/>
+        <w:spacing w:before="240" w:after="120" w:line="324" w:lineRule="auto"/>
+      </w:pPr>
+      <w:r>
+        <w:rPr>
+          <w:rFonts w:ascii="黑体" w:hAnsi="黑体" w:eastAsia="黑体"/>
+          <w:b/>
+          <w:color w:val="4A443F"/>
+          <w:sz w:val="23"/>
+        </w:rPr>
+        <w:t>6.3 它实际产出了什么</w:t>
+      </w:r>
+    </w:p>
+    <w:p>
+      <w:pPr>
+        <w:spacing w:lineRule="auto" w:line="360" w:after="120" w:before="0"/>
+      </w:pPr>
+      <w:r>
+        <w:rPr>
+          <w:rFonts w:ascii="宋体" w:hAnsi="宋体" w:eastAsia="宋体"/>
+          <w:b w:val="0"/>
+          <w:color w:val="1E1B19"/>
+          <w:sz w:val="21"/>
+        </w:rPr>
+        <w:t>10 月 21 日 11:34 建完六个 wxmp 技能，当天下午用它扫全项目，出两份文档：</w:t>
+      </w:r>
+    </w:p>
+    <w:p>
+      <w:pPr>
+        <w:pStyle w:val="ListBullet"/>
+        <w:keepNext/>
+        <w:spacing w:line="348" w:lineRule="auto" w:after="60"/>
+        <w:ind w:left="510"/>
+      </w:pPr>
+      <w:r>
+        <w:rPr>
+          <w:rFonts w:ascii="宋体" w:hAnsi="宋体" w:eastAsia="宋体"/>
+          <w:b w:val="0"/>
+          <w:color w:val="1E1B19"/>
+          <w:sz w:val="21"/>
+        </w:rPr>
+        <w:t>《诊断-微信设计规范》218 行：逐条给"位置 + 构成 + 估算尺寸 + 判定"，总分 16 / 26。只诊断，未动一行源码。</w:t>
+      </w:r>
+    </w:p>
+    <w:p>
+      <w:pPr>
+        <w:pStyle w:val="ListBullet"/>
+        <w:keepNext w:val="0"/>
+        <w:spacing w:line="348" w:lineRule="auto" w:after="60"/>
+        <w:ind w:left="510"/>
+      </w:pPr>
+      <w:r>
+        <w:rPr>
+          <w:rFonts w:ascii="宋体" w:hAnsi="宋体" w:eastAsia="宋体"/>
+          <w:b w:val="0"/>
+          <w:color w:val="1E1B19"/>
+          <w:sz w:val="21"/>
+        </w:rPr>
+        <w:t>《改进方案》420 行：把 P0 / P1 逐条对应到文件行号与改法。</w:t>
+      </w:r>
+    </w:p>
+    <w:p>
+      <w:pPr>
+        <w:spacing w:lineRule="auto" w:line="360" w:after="120" w:before="0"/>
+      </w:pPr>
+      <w:r>
+        <w:rPr>
+          <w:rFonts w:ascii="宋体" w:hAnsi="宋体" w:eastAsia="宋体"/>
+          <w:b w:val="0"/>
+          <w:color w:val="1E1B19"/>
+          <w:sz w:val="21"/>
+        </w:rPr>
+        <w:t>然后才是改代码：字号从 16 档收到 7 档（39 处）、可点击区域补到 88rpx、确认色从两套并成一套、三态语义色重新取值。</w:t>
+      </w:r>
+    </w:p>
+    <w:p>
+      <w:pPr>
+        <w:spacing w:lineRule="auto" w:line="360" w:after="120" w:before="0"/>
+      </w:pPr>
+      <w:r>
+        <w:rPr>
+          <w:rFonts w:ascii="宋体" w:hAnsi="宋体" w:eastAsia="宋体"/>
+          <w:b w:val="0"/>
+          <w:color w:val="1E1B19"/>
+          <w:sz w:val="21"/>
+        </w:rPr>
+        <w:t>第二天（10/22 14:33）建两个领域技能，用来做症状清单的分组与分诊时间窗。</w:t>
+      </w:r>
+    </w:p>
+    <w:p>
+      <w:pPr>
+        <w:spacing w:lineRule="auto" w:line="360" w:after="120" w:before="0"/>
+      </w:pPr>
+      <w:r>
+        <w:rPr>
+          <w:rFonts w:ascii="宋体" w:hAnsi="宋体" w:eastAsia="宋体"/>
+          <w:b w:val="0"/>
+          <w:color w:val="1E1B19"/>
+          <w:sz w:val="21"/>
+        </w:rPr>
+        <w:t>顺序是</w:t>
       </w:r>
       <w:r>
         <w:rPr>
@@ -6114,7 +7067,7 @@
           <w:color w:val="1E1B19"/>
           <w:sz w:val="21"/>
         </w:rPr>
-        <w:t>我做的东西技术上没错，但没对准真实问题</w:t>
+        <w:t>先出诊断，再改代码</w:t>
       </w:r>
       <w:r>
         <w:rPr>
@@ -6123,7 +7076,7 @@
           <w:color w:val="1E1B19"/>
           <w:sz w:val="21"/>
         </w:rPr>
-        <w:t>。共同特征是决策依据来自"我以为"，而不是"使用者怎么走"。</w:t>
+        <w:t>。这让"改了什么、为什么改"有据可查，而不是改完再补理由。</w:t>
       </w:r>
     </w:p>
     <w:p>
@@ -6138,7 +7091,7 @@
           <w:color w:val="4A443F"/>
           <w:sz w:val="23"/>
         </w:rPr>
-        <w:t>6.2 AI 协作的边界</w:t>
+        <w:t>6.4 最硬的一条证据：脚本抓到了我自己</w:t>
       </w:r>
     </w:p>
     <w:p>
@@ -6152,13 +7105,58 @@
           <w:color w:val="1E1B19"/>
           <w:sz w:val="21"/>
         </w:rPr>
-        <w:t>这个项目全程由 AI 执行代码，但边界很清楚：</w:t>
+        <w:t>技能不只装知识，还装脚本。</w:t>
+      </w:r>
+      <w:r>
+        <w:rPr>
+          <w:rFonts w:ascii="Consolas" w:hAnsi="Consolas" w:eastAsia="Consolas"/>
+          <w:b w:val="0"/>
+          <w:color w:val="4A443F"/>
+          <w:sz w:val="20"/>
+        </w:rPr>
+        <w:t>wxmp_ui_audit.py</w:t>
+      </w:r>
+      <w:r>
+        <w:rPr>
+          <w:rFonts w:ascii="宋体" w:hAnsi="宋体" w:eastAsia="宋体"/>
+          <w:b w:val="0"/>
+          <w:color w:val="1E1B19"/>
+          <w:sz w:val="21"/>
+        </w:rPr>
+        <w:t xml:space="preserve"> 扫 wxss / wxml，按红线输出 BLOCK / WARN / INFO，退出码可直接进 CI。</w:t>
       </w:r>
     </w:p>
     <w:p>
       <w:pPr>
         <w:spacing w:lineRule="auto" w:line="360" w:after="120" w:before="0"/>
       </w:pPr>
+      <w:r>
+        <w:rPr>
+          <w:rFonts w:ascii="宋体" w:hAnsi="宋体" w:eastAsia="宋体"/>
+          <w:b w:val="0"/>
+          <w:color w:val="1E1B19"/>
+          <w:sz w:val="21"/>
+        </w:rPr>
+        <w:t xml:space="preserve">写这份报告前一天，我给首页加了心情自评——五个格子，热区写的是 </w:t>
+      </w:r>
+      <w:r>
+        <w:rPr>
+          <w:rFonts w:ascii="Consolas" w:hAnsi="Consolas" w:eastAsia="Consolas"/>
+          <w:b w:val="0"/>
+          <w:color w:val="4A443F"/>
+          <w:sz w:val="20"/>
+        </w:rPr>
+        <w:t>44rpx</w:t>
+      </w:r>
+      <w:r>
+        <w:rPr>
+          <w:rFonts w:ascii="宋体" w:hAnsi="宋体" w:eastAsia="宋体"/>
+          <w:b w:val="0"/>
+          <w:color w:val="1E1B19"/>
+          <w:sz w:val="21"/>
+        </w:rPr>
+        <w:t>。心里想的是 44px，手上写的是 rpx，</w:t>
+      </w:r>
       <w:r>
         <w:rPr>
           <w:rFonts w:ascii="宋体" w:hAnsi="宋体" w:eastAsia="宋体"/>
@@ -6166,7 +7164,7 @@
           <w:color w:val="1E1B19"/>
           <w:sz w:val="21"/>
         </w:rPr>
-        <w:t>能交出去的</w:t>
+        <w:t>差了一倍</w:t>
       </w:r>
       <w:r>
         <w:rPr>
@@ -6175,13 +7173,146 @@
           <w:color w:val="1E1B19"/>
           <w:sz w:val="21"/>
         </w:rPr>
-        <w:t>：批量改写（39 处字号归并）、断言编写、文档与代码对齐、截图取证、把一次性的排查脚本固化成 CI 里的一层。</w:t>
+        <w:t>。</w:t>
       </w:r>
     </w:p>
     <w:p>
       <w:pPr>
         <w:spacing w:lineRule="auto" w:line="360" w:after="120" w:before="0"/>
       </w:pPr>
+      <w:r>
+        <w:rPr>
+          <w:rFonts w:ascii="宋体" w:hAnsi="宋体" w:eastAsia="宋体"/>
+          <w:b w:val="0"/>
+          <w:color w:val="1E1B19"/>
+          <w:sz w:val="21"/>
+        </w:rPr>
+        <w:t>三套测试全绿：</w:t>
+      </w:r>
+      <w:r>
+        <w:rPr>
+          <w:rFonts w:ascii="Consolas" w:hAnsi="Consolas" w:eastAsia="Consolas"/>
+          <w:b w:val="0"/>
+          <w:color w:val="4A443F"/>
+          <w:sz w:val="20"/>
+        </w:rPr>
+        <w:t>check.js</w:t>
+      </w:r>
+      <w:r>
+        <w:rPr>
+          <w:rFonts w:ascii="宋体" w:hAnsi="宋体" w:eastAsia="宋体"/>
+          <w:b w:val="0"/>
+          <w:color w:val="1E1B19"/>
+          <w:sz w:val="21"/>
+        </w:rPr>
+        <w:t xml:space="preserve"> 查结构、</w:t>
+      </w:r>
+      <w:r>
+        <w:rPr>
+          <w:rFonts w:ascii="Consolas" w:hAnsi="Consolas" w:eastAsia="Consolas"/>
+          <w:b w:val="0"/>
+          <w:color w:val="4A443F"/>
+          <w:sz w:val="20"/>
+        </w:rPr>
+        <w:t>simulate.js</w:t>
+      </w:r>
+      <w:r>
+        <w:rPr>
+          <w:rFonts w:ascii="宋体" w:hAnsi="宋体" w:eastAsia="宋体"/>
+          <w:b w:val="0"/>
+          <w:color w:val="1E1B19"/>
+          <w:sz w:val="21"/>
+        </w:rPr>
+        <w:t xml:space="preserve"> 查数据、</w:t>
+      </w:r>
+      <w:r>
+        <w:rPr>
+          <w:rFonts w:ascii="Consolas" w:hAnsi="Consolas" w:eastAsia="Consolas"/>
+          <w:b w:val="0"/>
+          <w:color w:val="4A443F"/>
+          <w:sz w:val="20"/>
+        </w:rPr>
+        <w:t>e2e.js</w:t>
+      </w:r>
+      <w:r>
+        <w:rPr>
+          <w:rFonts w:ascii="宋体" w:hAnsi="宋体" w:eastAsia="宋体"/>
+          <w:b w:val="0"/>
+          <w:color w:val="1E1B19"/>
+          <w:sz w:val="21"/>
+        </w:rPr>
+        <w:t xml:space="preserve"> 查接线，没有一层看尺寸。报告里"触控热区 88rpx"这句话也仍然成立——它说的是别处。只有那个脚本报了：</w:t>
+      </w:r>
+    </w:p>
+    <w:p>
+      <w:pPr>
+        <w:spacing w:line="300" w:lineRule="auto" w:after="0"/>
+        <w:ind w:left="340"/>
+        <w:shd w:val="clear" w:color="auto" w:fill="F5F2EC"/>
+      </w:pPr>
+      <w:r>
+        <w:rPr>
+          <w:rFonts w:ascii="Consolas" w:hAnsi="Consolas" w:eastAsia="Consolas"/>
+          <w:color w:val="4A443F"/>
+          <w:sz w:val="18"/>
+        </w:rPr>
+        <w:t>| BLOCK | R4 | index.wxml:81 | 可点击元素 .mood-cell 尺寸 44rpx 小于 88rpx / 44px / 7mm |</w:t>
+      </w:r>
+    </w:p>
+    <w:p>
+      <w:pPr>
+        <w:spacing w:after="80"/>
+      </w:pPr>
+    </w:p>
+    <w:p>
+      <w:pPr>
+        <w:spacing w:lineRule="auto" w:line="360" w:after="120" w:before="0"/>
+      </w:pPr>
+      <w:r>
+        <w:rPr>
+          <w:rFonts w:ascii="宋体" w:hAnsi="宋体" w:eastAsia="宋体"/>
+          <w:b w:val="0"/>
+          <w:color w:val="1E1B19"/>
+          <w:sz w:val="21"/>
+        </w:rPr>
+        <w:t xml:space="preserve">同一轮它还翻出一件更早的事：顶栏切猫与"＋"的热区，是靠 </w:t>
+      </w:r>
+      <w:r>
+        <w:rPr>
+          <w:rFonts w:ascii="Consolas" w:hAnsi="Consolas" w:eastAsia="Consolas"/>
+          <w:b w:val="0"/>
+          <w:color w:val="4A443F"/>
+          <w:sz w:val="20"/>
+        </w:rPr>
+        <w:t>&lt;text&gt;::after</w:t>
+      </w:r>
+      <w:r>
+        <w:rPr>
+          <w:rFonts w:ascii="宋体" w:hAnsi="宋体" w:eastAsia="宋体"/>
+          <w:b w:val="0"/>
+          <w:color w:val="1E1B19"/>
+          <w:sz w:val="21"/>
+        </w:rPr>
+        <w:t xml:space="preserve"> 撑的 88rpx——而伪元素画在 </w:t>
+      </w:r>
+      <w:r>
+        <w:rPr>
+          <w:rFonts w:ascii="Consolas" w:hAnsi="Consolas" w:eastAsia="Consolas"/>
+          <w:b w:val="0"/>
+          <w:color w:val="4A443F"/>
+          <w:sz w:val="20"/>
+        </w:rPr>
+        <w:t>&lt;text&gt;</w:t>
+      </w:r>
+      <w:r>
+        <w:rPr>
+          <w:rFonts w:ascii="宋体" w:hAnsi="宋体" w:eastAsia="宋体"/>
+          <w:b w:val="0"/>
+          <w:color w:val="1E1B19"/>
+          <w:sz w:val="21"/>
+        </w:rPr>
+        <w:t xml:space="preserve"> 上微信渲染层不生效。那两处热区扩展</w:t>
+      </w:r>
       <w:r>
         <w:rPr>
           <w:rFonts w:ascii="宋体" w:hAnsi="宋体" w:eastAsia="宋体"/>
@@ -6189,7 +7320,7 @@
           <w:color w:val="1E1B19"/>
           <w:sz w:val="21"/>
         </w:rPr>
-        <w:t>不能交出去的</w:t>
+        <w:t>从落地那天起就是空的</w:t>
       </w:r>
       <w:r>
         <w:rPr>
@@ -6198,13 +7329,17 @@
           <w:color w:val="1E1B19"/>
           <w:sz w:val="21"/>
         </w:rPr>
-        <w:t>：判断"这个功能该不该做"、判断"这个位置对不对"、判断"这个数字能不能信"。</w:t>
-      </w:r>
-    </w:p>
-    <w:p>
-      <w:pPr>
-        <w:spacing w:lineRule="auto" w:line="360" w:after="120" w:before="0"/>
-      </w:pPr>
+        <w:t xml:space="preserve">，实际只有 24–28rpx 高。改法是把热区移到 </w:t>
+      </w:r>
+      <w:r>
+        <w:rPr>
+          <w:rFonts w:ascii="Consolas" w:hAnsi="Consolas" w:eastAsia="Consolas"/>
+          <w:b w:val="0"/>
+          <w:color w:val="4A443F"/>
+          <w:sz w:val="20"/>
+        </w:rPr>
+        <w:t>&lt;view&gt;</w:t>
+      </w:r>
       <w:r>
         <w:rPr>
           <w:rFonts w:ascii="宋体" w:hAnsi="宋体" w:eastAsia="宋体"/>
@@ -6212,7 +7347,21 @@
           <w:color w:val="1E1B19"/>
           <w:sz w:val="21"/>
         </w:rPr>
-        <w:t>一个具体的例子：108 项断言是我自己写的，全部通过，仍然漏掉了"死按钮"——因为断言只覆盖</w:t>
+        <w:t xml:space="preserve"> 上承载，再用负边距把多出来的一半高度挂到行外，顶栏高度不变。</w:t>
+      </w:r>
+    </w:p>
+    <w:p>
+      <w:pPr>
+        <w:spacing w:lineRule="auto" w:line="360" w:after="120" w:before="0"/>
+      </w:pPr>
+      <w:r>
+        <w:rPr>
+          <w:rFonts w:ascii="宋体" w:hAnsi="宋体" w:eastAsia="宋体"/>
+          <w:b w:val="0"/>
+          <w:color w:val="1E1B19"/>
+          <w:sz w:val="21"/>
+        </w:rPr>
+        <w:t>这两条就是这一节的全部理由：</w:t>
       </w:r>
       <w:r>
         <w:rPr>
@@ -6221,8 +7370,31 @@
           <w:color w:val="1E1B19"/>
           <w:sz w:val="21"/>
         </w:rPr>
-        <w:t>我想到的路径</w:t>
-      </w:r>
+        <w:t>规范和脚本的区别，是"知道"和"能查出来"。</w:t>
+      </w:r>
+    </w:p>
+    <w:p>
+      <w:pPr>
+        <w:keepNext/>
+        <w:spacing w:before="240" w:after="120" w:line="324" w:lineRule="auto"/>
+      </w:pPr>
+      <w:r>
+        <w:rPr>
+          <w:rFonts w:ascii="黑体" w:hAnsi="黑体" w:eastAsia="黑体"/>
+          <w:b/>
+          <w:color w:val="4A443F"/>
+          <w:sz w:val="23"/>
+        </w:rPr>
+        <w:t>6.5 技能的边界</w:t>
+      </w:r>
+    </w:p>
+    <w:p>
+      <w:pPr>
+        <w:pStyle w:val="ListBullet"/>
+        <w:keepNext/>
+        <w:spacing w:line="348" w:lineRule="auto" w:after="60"/>
+        <w:ind w:left="510"/>
+      </w:pPr>
       <w:r>
         <w:rPr>
           <w:rFonts w:ascii="宋体" w:hAnsi="宋体" w:eastAsia="宋体"/>
@@ -6230,8 +7402,85 @@
           <w:color w:val="1E1B19"/>
           <w:sz w:val="21"/>
         </w:rPr>
-        <w:t>。后来补的 e2e 之所以有效，不是因为断言更多，而是因为它的</w:t>
-      </w:r>
+        <w:t>它能判"是否合规"，不能判"是否正确"。第五章那四个"全绿但仍然错"的案例，全都合规。</w:t>
+      </w:r>
+    </w:p>
+    <w:p>
+      <w:pPr>
+        <w:pStyle w:val="ListBullet"/>
+        <w:keepNext/>
+        <w:spacing w:line="348" w:lineRule="auto" w:after="60"/>
+        <w:ind w:left="510"/>
+      </w:pPr>
+      <w:r>
+        <w:rPr>
+          <w:rFonts w:ascii="宋体" w:hAnsi="宋体" w:eastAsia="宋体"/>
+          <w:b w:val="0"/>
+          <w:color w:val="1E1B19"/>
+          <w:sz w:val="21"/>
+        </w:rPr>
+        <w:t>16 / 26 是合规分，不是好用分。它不会告诉你首页该放几个入口——那个判断来自用户第一句反馈。</w:t>
+      </w:r>
+    </w:p>
+    <w:p>
+      <w:pPr>
+        <w:pStyle w:val="ListBullet"/>
+        <w:keepNext w:val="0"/>
+        <w:spacing w:line="348" w:lineRule="auto" w:after="60"/>
+        <w:ind w:left="510"/>
+      </w:pPr>
+      <w:r>
+        <w:rPr>
+          <w:rFonts w:ascii="宋体" w:hAnsi="宋体" w:eastAsia="宋体"/>
+          <w:b w:val="0"/>
+          <w:color w:val="1E1B19"/>
+          <w:sz w:val="21"/>
+        </w:rPr>
+        <w:t>规则漏的它也漏。剩下 2 条 WARN 是 68rpx 与 92rpx 的展示字号，我判定为可接受偏离并写在这里，而不是改掉：规则服务可读性，不服务数字整齐。</w:t>
+      </w:r>
+    </w:p>
+    <w:p>
+      <w:pPr>
+        <w:spacing w:after="200"/>
+        <w:pBdr>
+          <w:bottom w:val="single" w:sz="4" w:space="6" w:color="E6E0D6"/>
+        </w:pBdr>
+      </w:pPr>
+    </w:p>
+    <w:p>
+      <w:pPr>
+        <w:keepNext/>
+        <w:spacing w:before="320" w:after="120" w:line="324" w:lineRule="auto"/>
+      </w:pPr>
+      <w:r>
+        <w:rPr>
+          <w:rFonts w:ascii="黑体" w:hAnsi="黑体" w:eastAsia="黑体"/>
+          <w:b/>
+          <w:color w:val="1E1B19"/>
+          <w:sz w:val="28"/>
+        </w:rPr>
+        <w:t>七、复盘</w:t>
+      </w:r>
+    </w:p>
+    <w:p>
+      <w:pPr>
+        <w:keepNext/>
+        <w:spacing w:before="240" w:after="120" w:line="324" w:lineRule="auto"/>
+      </w:pPr>
+      <w:r>
+        <w:rPr>
+          <w:rFonts w:ascii="黑体" w:hAnsi="黑体" w:eastAsia="黑体"/>
+          <w:b/>
+          <w:color w:val="4A443F"/>
+          <w:sz w:val="23"/>
+        </w:rPr>
+        <w:t>7.1 两次方向性纠正</w:t>
+      </w:r>
+    </w:p>
+    <w:p>
+      <w:pPr>
+        <w:spacing w:lineRule="auto" w:line="360" w:after="120" w:before="0"/>
+      </w:pPr>
       <w:r>
         <w:rPr>
           <w:rFonts w:ascii="宋体" w:hAnsi="宋体" w:eastAsia="宋体"/>
@@ -6239,8 +7488,13 @@
           <w:color w:val="1E1B19"/>
           <w:sz w:val="21"/>
         </w:rPr>
-        <w:t>结构</w:t>
-      </w:r>
+        <w:t>第一次：症状清单凭常识分。</w:t>
+      </w:r>
+    </w:p>
+    <w:p>
+      <w:pPr>
+        <w:spacing w:lineRule="auto" w:line="360" w:after="120" w:before="0"/>
+      </w:pPr>
       <w:r>
         <w:rPr>
           <w:rFonts w:ascii="宋体" w:hAnsi="宋体" w:eastAsia="宋体"/>
@@ -6248,6 +7502,209 @@
           <w:color w:val="1E1B19"/>
           <w:sz w:val="21"/>
         </w:rPr>
+        <w:t>第一版分 5 组，看起来合理，实际上漏掉了"食欲变好"这类反向表现。纠正的方向是给方法：先参照真实的初步诊疗评价体系，再收集当代常见猫疾病，按这两步重做。</w:t>
+      </w:r>
+    </w:p>
+    <w:p>
+      <w:pPr>
+        <w:spacing w:lineRule="auto" w:line="360" w:after="120" w:before="0"/>
+      </w:pPr>
+      <w:r>
+        <w:rPr>
+          <w:rFonts w:ascii="宋体" w:hAnsi="宋体" w:eastAsia="宋体"/>
+          <w:b/>
+          <w:color w:val="1E1B19"/>
+          <w:sz w:val="21"/>
+        </w:rPr>
+        <w:t>第二次：功能入口藏在页面最底部。</w:t>
+      </w:r>
+    </w:p>
+    <w:p>
+      <w:pPr>
+        <w:spacing w:lineRule="auto" w:line="360" w:after="120" w:before="0"/>
+      </w:pPr>
+      <w:r>
+        <w:rPr>
+          <w:rFonts w:ascii="宋体" w:hAnsi="宋体" w:eastAsia="宋体"/>
+          <w:b w:val="0"/>
+          <w:color w:val="1E1B19"/>
+          <w:sz w:val="21"/>
+        </w:rPr>
+        <w:t>入口放在记录页 footer 上方，理由是"首页一屏只剩 52rpx 余量，低频功能不该占首页"。这个判断在自用场景下成立，在</w:t>
+      </w:r>
+      <w:r>
+        <w:rPr>
+          <w:rFonts w:ascii="宋体" w:hAnsi="宋体" w:eastAsia="宋体"/>
+          <w:b/>
+          <w:color w:val="1E1B19"/>
+          <w:sz w:val="21"/>
+        </w:rPr>
+        <w:t>演示场景</w:t>
+      </w:r>
+      <w:r>
+        <w:rPr>
+          <w:rFonts w:ascii="宋体" w:hAnsi="宋体" w:eastAsia="宋体"/>
+          <w:b w:val="0"/>
+          <w:color w:val="1E1B19"/>
+          <w:sz w:val="21"/>
+        </w:rPr>
+        <w:t>下不成立——第一眼看不到就等于没有。</w:t>
+      </w:r>
+    </w:p>
+    <w:p>
+      <w:pPr>
+        <w:spacing w:lineRule="auto" w:line="360" w:after="120" w:before="0"/>
+      </w:pPr>
+      <w:r>
+        <w:rPr>
+          <w:rFonts w:ascii="宋体" w:hAnsi="宋体" w:eastAsia="宋体"/>
+          <w:b w:val="0"/>
+          <w:color w:val="1E1B19"/>
+          <w:sz w:val="21"/>
+        </w:rPr>
+        <w:t>两次的形状是一样的：</w:t>
+      </w:r>
+      <w:r>
+        <w:rPr>
+          <w:rFonts w:ascii="宋体" w:hAnsi="宋体" w:eastAsia="宋体"/>
+          <w:b/>
+          <w:color w:val="1E1B19"/>
+          <w:sz w:val="21"/>
+        </w:rPr>
+        <w:t>我做的东西技术上没错，但没对准真实问题</w:t>
+      </w:r>
+      <w:r>
+        <w:rPr>
+          <w:rFonts w:ascii="宋体" w:hAnsi="宋体" w:eastAsia="宋体"/>
+          <w:b w:val="0"/>
+          <w:color w:val="1E1B19"/>
+          <w:sz w:val="21"/>
+        </w:rPr>
+        <w:t>。共同特征是决策依据来自"我以为"，而不是"使用者怎么走"。</w:t>
+      </w:r>
+    </w:p>
+    <w:p>
+      <w:pPr>
+        <w:keepNext/>
+        <w:spacing w:before="240" w:after="120" w:line="324" w:lineRule="auto"/>
+      </w:pPr>
+      <w:r>
+        <w:rPr>
+          <w:rFonts w:ascii="黑体" w:hAnsi="黑体" w:eastAsia="黑体"/>
+          <w:b/>
+          <w:color w:val="4A443F"/>
+          <w:sz w:val="23"/>
+        </w:rPr>
+        <w:t>7.2 AI 协作的边界</w:t>
+      </w:r>
+    </w:p>
+    <w:p>
+      <w:pPr>
+        <w:spacing w:lineRule="auto" w:line="360" w:after="120" w:before="0"/>
+      </w:pPr>
+      <w:r>
+        <w:rPr>
+          <w:rFonts w:ascii="宋体" w:hAnsi="宋体" w:eastAsia="宋体"/>
+          <w:b w:val="0"/>
+          <w:color w:val="1E1B19"/>
+          <w:sz w:val="21"/>
+        </w:rPr>
+        <w:t>这个项目全程由 AI 执行代码，但边界很清楚：</w:t>
+      </w:r>
+    </w:p>
+    <w:p>
+      <w:pPr>
+        <w:spacing w:lineRule="auto" w:line="360" w:after="120" w:before="0"/>
+      </w:pPr>
+      <w:r>
+        <w:rPr>
+          <w:rFonts w:ascii="宋体" w:hAnsi="宋体" w:eastAsia="宋体"/>
+          <w:b/>
+          <w:color w:val="1E1B19"/>
+          <w:sz w:val="21"/>
+        </w:rPr>
+        <w:t>能交出去的</w:t>
+      </w:r>
+      <w:r>
+        <w:rPr>
+          <w:rFonts w:ascii="宋体" w:hAnsi="宋体" w:eastAsia="宋体"/>
+          <w:b w:val="0"/>
+          <w:color w:val="1E1B19"/>
+          <w:sz w:val="21"/>
+        </w:rPr>
+        <w:t>：批量改写（39 处字号归并）、断言编写、文档与代码对齐、截图取证、把一次性的排查脚本固化成 CI 里的一层。</w:t>
+      </w:r>
+    </w:p>
+    <w:p>
+      <w:pPr>
+        <w:spacing w:lineRule="auto" w:line="360" w:after="120" w:before="0"/>
+      </w:pPr>
+      <w:r>
+        <w:rPr>
+          <w:rFonts w:ascii="宋体" w:hAnsi="宋体" w:eastAsia="宋体"/>
+          <w:b/>
+          <w:color w:val="1E1B19"/>
+          <w:sz w:val="21"/>
+        </w:rPr>
+        <w:t>不能交出去的</w:t>
+      </w:r>
+      <w:r>
+        <w:rPr>
+          <w:rFonts w:ascii="宋体" w:hAnsi="宋体" w:eastAsia="宋体"/>
+          <w:b w:val="0"/>
+          <w:color w:val="1E1B19"/>
+          <w:sz w:val="21"/>
+        </w:rPr>
+        <w:t>：判断"这个功能该不该做"、判断"这个位置对不对"、判断"这个数字能不能信"。</w:t>
+      </w:r>
+    </w:p>
+    <w:p>
+      <w:pPr>
+        <w:spacing w:lineRule="auto" w:line="360" w:after="120" w:before="0"/>
+      </w:pPr>
+      <w:r>
+        <w:rPr>
+          <w:rFonts w:ascii="宋体" w:hAnsi="宋体" w:eastAsia="宋体"/>
+          <w:b w:val="0"/>
+          <w:color w:val="1E1B19"/>
+          <w:sz w:val="21"/>
+        </w:rPr>
+        <w:t>一个具体的例子：108 项断言是我自己写的，全部通过，仍然漏掉了"死按钮"——因为断言只覆盖</w:t>
+      </w:r>
+      <w:r>
+        <w:rPr>
+          <w:rFonts w:ascii="宋体" w:hAnsi="宋体" w:eastAsia="宋体"/>
+          <w:b/>
+          <w:color w:val="1E1B19"/>
+          <w:sz w:val="21"/>
+        </w:rPr>
+        <w:t>我想到的路径</w:t>
+      </w:r>
+      <w:r>
+        <w:rPr>
+          <w:rFonts w:ascii="宋体" w:hAnsi="宋体" w:eastAsia="宋体"/>
+          <w:b w:val="0"/>
+          <w:color w:val="1E1B19"/>
+          <w:sz w:val="21"/>
+        </w:rPr>
+        <w:t>。后来补的 e2e 之所以有效，不是因为断言更多，而是因为它的</w:t>
+      </w:r>
+      <w:r>
+        <w:rPr>
+          <w:rFonts w:ascii="宋体" w:hAnsi="宋体" w:eastAsia="宋体"/>
+          <w:b/>
+          <w:color w:val="1E1B19"/>
+          <w:sz w:val="21"/>
+        </w:rPr>
+        <w:t>结构</w:t>
+      </w:r>
+      <w:r>
+        <w:rPr>
+          <w:rFonts w:ascii="宋体" w:hAnsi="宋体" w:eastAsia="宋体"/>
+          <w:b w:val="0"/>
+          <w:color w:val="1E1B19"/>
+          <w:sz w:val="21"/>
+        </w:rPr>
         <w:t xml:space="preserve">迫使每一条路径都被走一遍（压栈、弹栈、触发上一页的 </w:t>
       </w:r>
       <w:r>
@@ -6467,7 +7924,7 @@
           <w:color w:val="1E1B19"/>
           <w:sz w:val="28"/>
         </w:rPr>
-        <w:t>七、后续</w:t>
+        <w:t>八、后续</w:t>
       </w:r>
     </w:p>
     <w:tbl>
@@ -6970,7 +8427,7 @@
         </w:trPr>
         <w:tc>
           <w:tcPr>
-            <w:tcW w:type="dxa" w:w="6123"/>
+            <w:tcW w:type="dxa" w:w="4879"/>
             <w:shd w:val="clear" w:color="auto" w:fill="F0EBE2"/>
           </w:tcPr>
           <w:p>
@@ -6991,7 +8448,7 @@
         </w:tc>
         <w:tc>
           <w:tcPr>
-            <w:tcW w:type="dxa" w:w="3061"/>
+            <w:tcW w:type="dxa" w:w="4305"/>
             <w:shd w:val="clear" w:color="auto" w:fill="F0EBE2"/>
           </w:tcPr>
           <w:p>
@@ -7014,7 +8471,7 @@
       <w:tr>
         <w:tc>
           <w:tcPr>
-            <w:tcW w:type="dxa" w:w="6123"/>
+            <w:tcW w:type="dxa" w:w="4879"/>
           </w:tcPr>
           <w:p>
             <w:pPr>
@@ -7034,7 +8491,7 @@
         </w:tc>
         <w:tc>
           <w:tcPr>
-            <w:tcW w:type="dxa" w:w="3061"/>
+            <w:tcW w:type="dxa" w:w="4305"/>
           </w:tcPr>
           <w:p>
             <w:pPr>
@@ -7056,7 +8513,7 @@
       <w:tr>
         <w:tc>
           <w:tcPr>
-            <w:tcW w:type="dxa" w:w="6123"/>
+            <w:tcW w:type="dxa" w:w="4879"/>
           </w:tcPr>
           <w:p>
             <w:pPr>
@@ -7085,7 +8542,7 @@
         </w:tc>
         <w:tc>
           <w:tcPr>
-            <w:tcW w:type="dxa" w:w="3061"/>
+            <w:tcW w:type="dxa" w:w="4305"/>
           </w:tcPr>
           <w:p>
             <w:pPr>
@@ -7107,7 +8564,7 @@
       <w:tr>
         <w:tc>
           <w:tcPr>
-            <w:tcW w:type="dxa" w:w="6123"/>
+            <w:tcW w:type="dxa" w:w="4879"/>
           </w:tcPr>
           <w:p>
             <w:pPr>
@@ -7154,7 +8611,7 @@
         </w:tc>
         <w:tc>
           <w:tcPr>
-            <w:tcW w:type="dxa" w:w="3061"/>
+            <w:tcW w:type="dxa" w:w="4305"/>
           </w:tcPr>
           <w:p>
             <w:pPr>
@@ -7176,7 +8633,7 @@
       <w:tr>
         <w:tc>
           <w:tcPr>
-            <w:tcW w:type="dxa" w:w="6123"/>
+            <w:tcW w:type="dxa" w:w="4879"/>
           </w:tcPr>
           <w:p>
             <w:pPr>
@@ -7205,7 +8662,7 @@
         </w:tc>
         <w:tc>
           <w:tcPr>
-            <w:tcW w:type="dxa" w:w="3061"/>
+            <w:tcW w:type="dxa" w:w="4305"/>
           </w:tcPr>
           <w:p>
             <w:pPr>
@@ -7227,7 +8684,7 @@
       <w:tr>
         <w:tc>
           <w:tcPr>
-            <w:tcW w:type="dxa" w:w="6123"/>
+            <w:tcW w:type="dxa" w:w="4879"/>
           </w:tcPr>
           <w:p>
             <w:pPr>
@@ -7256,7 +8713,7 @@
         </w:tc>
         <w:tc>
           <w:tcPr>
-            <w:tcW w:type="dxa" w:w="3061"/>
+            <w:tcW w:type="dxa" w:w="4305"/>
           </w:tcPr>
           <w:p>
             <w:pPr>
@@ -7278,7 +8735,7 @@
       <w:tr>
         <w:tc>
           <w:tcPr>
-            <w:tcW w:type="dxa" w:w="6123"/>
+            <w:tcW w:type="dxa" w:w="4879"/>
           </w:tcPr>
           <w:p>
             <w:pPr>
@@ -7307,7 +8764,7 @@
         </w:tc>
         <w:tc>
           <w:tcPr>
-            <w:tcW w:type="dxa" w:w="3061"/>
+            <w:tcW w:type="dxa" w:w="4305"/>
           </w:tcPr>
           <w:p>
             <w:pPr>
@@ -7322,6 +8779,57 @@
                 <w:sz w:val="19"/>
               </w:rPr>
               <w:t>73 项</w:t>
+            </w:r>
+          </w:p>
+        </w:tc>
+      </w:tr>
+      <w:tr>
+        <w:tc>
+          <w:tcPr>
+            <w:tcW w:type="dxa" w:w="4879"/>
+          </w:tcPr>
+          <w:p>
+            <w:pPr>
+              <w:spacing w:after="40" w:before="40" w:line="300" w:lineRule="auto"/>
+            </w:pPr>
+            <w:r/>
+            <w:r>
+              <w:rPr>
+                <w:rFonts w:ascii="宋体" w:hAnsi="宋体" w:eastAsia="宋体"/>
+                <w:b w:val="0"/>
+                <w:color w:val="4A443F"/>
+                <w:sz w:val="19"/>
+              </w:rPr>
+              <w:t xml:space="preserve">自建技能 </w:t>
+            </w:r>
+            <w:r>
+              <w:rPr>
+                <w:rFonts w:ascii="Consolas" w:hAnsi="Consolas" w:eastAsia="Consolas"/>
+                <w:b w:val="0"/>
+                <w:color w:val="4A443F"/>
+                <w:sz w:val="18"/>
+              </w:rPr>
+              <w:t>~/.workbuddy/skills/</w:t>
+            </w:r>
+          </w:p>
+        </w:tc>
+        <w:tc>
+          <w:tcPr>
+            <w:tcW w:type="dxa" w:w="4305"/>
+          </w:tcPr>
+          <w:p>
+            <w:pPr>
+              <w:spacing w:after="40" w:before="40" w:line="300" w:lineRule="auto"/>
+            </w:pPr>
+            <w:r/>
+            <w:r>
+              <w:rPr>
+                <w:rFonts w:ascii="宋体" w:hAnsi="宋体" w:eastAsia="宋体"/>
+                <w:b w:val="0"/>
+                <w:color w:val="4A443F"/>
+                <w:sz w:val="19"/>
+              </w:rPr>
+              <w:t>8 个 / 1,342 行 + 1 个审计脚本</w:t>
             </w:r>
           </w:p>
         </w:tc>

--- a/docs/2530031251_孙瑞阳_喵管家_课程报告.docx
+++ b/docs/2530031251_孙瑞阳_喵管家_课程报告.docx
@@ -6889,7 +6889,7 @@
           <w:color w:val="1E1B19"/>
           <w:sz w:val="21"/>
         </w:rPr>
-        <w:t xml:space="preserve">八个技能合计 1,342 行，全部放在用户级目录，跨项目复用；其中总规则层另带一个扫描脚本 </w:t>
+        <w:t xml:space="preserve">八个技能合计 1,342 行，全部放在用户级目录，跨项目复用；其中总规则层另带一个 233 行的扫描脚本 </w:t>
       </w:r>
       <w:r>
         <w:rPr>
@@ -6907,7 +6907,43 @@
           <w:color w:val="1E1B19"/>
           <w:sz w:val="21"/>
         </w:rPr>
-        <w:t>。</w:t>
+        <w:t>——它已随仓库发布（</w:t>
+      </w:r>
+      <w:r>
+        <w:rPr>
+          <w:rFonts w:ascii="Consolas" w:hAnsi="Consolas" w:eastAsia="Consolas"/>
+          <w:b w:val="0"/>
+          <w:color w:val="4A443F"/>
+          <w:sz w:val="20"/>
+        </w:rPr>
+        <w:t>tools/</w:t>
+      </w:r>
+      <w:r>
+        <w:rPr>
+          <w:rFonts w:ascii="宋体" w:hAnsi="宋体" w:eastAsia="宋体"/>
+          <w:b w:val="0"/>
+          <w:color w:val="1E1B19"/>
+          <w:sz w:val="21"/>
+        </w:rPr>
+        <w:t>），</w:t>
+      </w:r>
+      <w:r>
+        <w:rPr>
+          <w:rFonts w:ascii="Consolas" w:hAnsi="Consolas" w:eastAsia="Consolas"/>
+          <w:b w:val="0"/>
+          <w:color w:val="4A443F"/>
+          <w:sz w:val="20"/>
+        </w:rPr>
+        <w:t>python tools/wxmp_ui_audit.py miaoguanjia</w:t>
+      </w:r>
+      <w:r>
+        <w:rPr>
+          <w:rFonts w:ascii="宋体" w:hAnsi="宋体" w:eastAsia="宋体"/>
+          <w:b w:val="0"/>
+          <w:color w:val="1E1B19"/>
+          <w:sz w:val="21"/>
+        </w:rPr>
+        <w:t xml:space="preserve"> 可复现下面所有结论。</w:t>
       </w:r>
     </w:p>
     <w:p>

--- a/docs/2530031251_孙瑞阳_喵管家_课程报告.docx
+++ b/docs/2530031251_孙瑞阳_喵管家_课程报告.docx
@@ -317,7 +317,7 @@
         </w:trPr>
         <w:tc>
           <w:tcPr>
-            <w:tcW w:type="dxa" w:w="1551"/>
+            <w:tcW w:type="dxa" w:w="1474"/>
             <w:shd w:val="clear" w:color="auto" w:fill="F0EBE2"/>
           </w:tcPr>
           <w:p>
@@ -339,7 +339,7 @@
         </w:tc>
         <w:tc>
           <w:tcPr>
-            <w:tcW w:type="dxa" w:w="4055"/>
+            <w:tcW w:type="dxa" w:w="3855"/>
             <w:shd w:val="clear" w:color="auto" w:fill="F0EBE2"/>
           </w:tcPr>
           <w:p>
@@ -361,7 +361,7 @@
         </w:tc>
         <w:tc>
           <w:tcPr>
-            <w:tcW w:type="dxa" w:w="3578"/>
+            <w:tcW w:type="dxa" w:w="3855"/>
             <w:shd w:val="clear" w:color="auto" w:fill="F0EBE2"/>
           </w:tcPr>
           <w:p>
@@ -385,7 +385,7 @@
       <w:tr>
         <w:tc>
           <w:tcPr>
-            <w:tcW w:type="dxa" w:w="1551"/>
+            <w:tcW w:type="dxa" w:w="1474"/>
           </w:tcPr>
           <w:p>
             <w:pPr>
@@ -406,7 +406,7 @@
         </w:tc>
         <w:tc>
           <w:tcPr>
-            <w:tcW w:type="dxa" w:w="4055"/>
+            <w:tcW w:type="dxa" w:w="3855"/>
           </w:tcPr>
           <w:p>
             <w:pPr>
@@ -427,7 +427,7 @@
         </w:tc>
         <w:tc>
           <w:tcPr>
-            <w:tcW w:type="dxa" w:w="3578"/>
+            <w:tcW w:type="dxa" w:w="3855"/>
           </w:tcPr>
           <w:p>
             <w:pPr>
@@ -450,7 +450,7 @@
       <w:tr>
         <w:tc>
           <w:tcPr>
-            <w:tcW w:type="dxa" w:w="1551"/>
+            <w:tcW w:type="dxa" w:w="1474"/>
           </w:tcPr>
           <w:p>
             <w:pPr>
@@ -471,7 +471,7 @@
         </w:tc>
         <w:tc>
           <w:tcPr>
-            <w:tcW w:type="dxa" w:w="4055"/>
+            <w:tcW w:type="dxa" w:w="3855"/>
           </w:tcPr>
           <w:p>
             <w:pPr>
@@ -492,7 +492,7 @@
         </w:tc>
         <w:tc>
           <w:tcPr>
-            <w:tcW w:type="dxa" w:w="3578"/>
+            <w:tcW w:type="dxa" w:w="3855"/>
           </w:tcPr>
           <w:p>
             <w:pPr>
@@ -515,7 +515,7 @@
       <w:tr>
         <w:tc>
           <w:tcPr>
-            <w:tcW w:type="dxa" w:w="1551"/>
+            <w:tcW w:type="dxa" w:w="1474"/>
           </w:tcPr>
           <w:p>
             <w:pPr>
@@ -536,7 +536,7 @@
         </w:tc>
         <w:tc>
           <w:tcPr>
-            <w:tcW w:type="dxa" w:w="4055"/>
+            <w:tcW w:type="dxa" w:w="3855"/>
           </w:tcPr>
           <w:p>
             <w:pPr>
@@ -557,7 +557,7 @@
         </w:tc>
         <w:tc>
           <w:tcPr>
-            <w:tcW w:type="dxa" w:w="3578"/>
+            <w:tcW w:type="dxa" w:w="3855"/>
           </w:tcPr>
           <w:p>
             <w:pPr>
@@ -580,7 +580,7 @@
       <w:tr>
         <w:tc>
           <w:tcPr>
-            <w:tcW w:type="dxa" w:w="1551"/>
+            <w:tcW w:type="dxa" w:w="1474"/>
           </w:tcPr>
           <w:p>
             <w:pPr>
@@ -601,7 +601,7 @@
         </w:tc>
         <w:tc>
           <w:tcPr>
-            <w:tcW w:type="dxa" w:w="4055"/>
+            <w:tcW w:type="dxa" w:w="3855"/>
           </w:tcPr>
           <w:p>
             <w:pPr>
@@ -622,7 +622,7 @@
         </w:tc>
         <w:tc>
           <w:tcPr>
-            <w:tcW w:type="dxa" w:w="3578"/>
+            <w:tcW w:type="dxa" w:w="3855"/>
           </w:tcPr>
           <w:p>
             <w:pPr>
@@ -637,7 +637,7 @@
                 <w:color w:val="4A443F"/>
                 <w:sz w:val="19"/>
               </w:rPr>
-              <w:t>形象系统只能走预置方案</w:t>
+              <w:t>头像只用主人自己拍的照片，不生成、不美化</w:t>
             </w:r>
           </w:p>
         </w:tc>
@@ -2794,7 +2794,25 @@
           <w:color w:val="1E1B19"/>
           <w:sz w:val="21"/>
         </w:rPr>
-        <w:t xml:space="preserve"> 在中间画 44rpx 的圆点。后做的形象色板用了这个。</w:t>
+        <w:t xml:space="preserve"> 在中间画 44rpx 的圆点——视觉是 44rpx，热区是 88rpx，不用给伪元素加 </w:t>
+      </w:r>
+      <w:r>
+        <w:rPr>
+          <w:rFonts w:ascii="Consolas" w:hAnsi="Consolas" w:eastAsia="Consolas"/>
+          <w:b w:val="0"/>
+          <w:color w:val="4A443F"/>
+          <w:sz w:val="20"/>
+        </w:rPr>
+        <w:t>pointer-events</w:t>
+      </w:r>
+      <w:r>
+        <w:rPr>
+          <w:rFonts w:ascii="宋体" w:hAnsi="宋体" w:eastAsia="宋体"/>
+          <w:b w:val="0"/>
+          <w:color w:val="1E1B19"/>
+          <w:sz w:val="21"/>
+        </w:rPr>
+        <w:t xml:space="preserve"> 之类的补丁。</w:t>
       </w:r>
     </w:p>
     <w:p>
@@ -3315,7 +3333,7 @@
           <w:color w:val="4A443F"/>
           <w:sz w:val="23"/>
         </w:rPr>
-        <w:t>3.5 用 CSS 画猫</w:t>
+        <w:t>3.5 照片，而不是替身</w:t>
       </w:r>
     </w:p>
     <w:p>
@@ -3329,7 +3347,7 @@
           <w:color w:val="1E1B19"/>
           <w:sz w:val="21"/>
         </w:rPr>
-        <w:t>最初方案是 8–12 组预置 SVG 形象，工作量在素材绘制上。实际做法改成了纯 CSS 几何图形：</w:t>
+        <w:t>需求的起点是"照片卡通化"。合规上做不了（见 4.1），于是退一步做了纯 CSS 几何猫：5 种主色 × 3 种配饰，零图片资源。这只猫最后被删掉了，原因不是技术——</w:t>
       </w:r>
       <w:r>
         <w:rPr>
@@ -3338,7 +3356,7 @@
           <w:color w:val="1E1B19"/>
           <w:sz w:val="21"/>
         </w:rPr>
-        <w:t>5 种主色 × 3 种配饰，零图片资源</w:t>
+        <w:t>替身画得再准，也不如主人自己拍的一张</w:t>
       </w:r>
       <w:r>
         <w:rPr>
@@ -3347,7 +3365,44 @@
           <w:color w:val="1E1B19"/>
           <w:sz w:val="21"/>
         </w:rPr>
-        <w:t xml:space="preserve">，全部用 </w:t>
+        <w:t>。真猫照片到位后，几何形象只剩两个后果：档案页多一组没人填的表单，首页多一条没人走的渲染分支。</w:t>
+      </w:r>
+    </w:p>
+    <w:p>
+      <w:pPr>
+        <w:spacing w:lineRule="auto" w:line="360" w:after="120" w:before="0"/>
+      </w:pPr>
+      <w:r>
+        <w:rPr>
+          <w:rFonts w:ascii="宋体" w:hAnsi="宋体" w:eastAsia="宋体"/>
+          <w:b w:val="0"/>
+          <w:color w:val="1E1B19"/>
+          <w:sz w:val="21"/>
+        </w:rPr>
+        <w:t>删掉之后，这一节只剩照片本身的两个约束。</w:t>
+      </w:r>
+    </w:p>
+    <w:p>
+      <w:pPr>
+        <w:spacing w:lineRule="auto" w:line="360" w:after="120" w:before="0"/>
+      </w:pPr>
+      <w:r>
+        <w:rPr>
+          <w:rFonts w:ascii="宋体" w:hAnsi="宋体" w:eastAsia="宋体"/>
+          <w:b/>
+          <w:color w:val="1E1B19"/>
+          <w:sz w:val="21"/>
+        </w:rPr>
+        <w:t>比例。</w:t>
+      </w:r>
+      <w:r>
+        <w:rPr>
+          <w:rFonts w:ascii="宋体" w:hAnsi="宋体" w:eastAsia="宋体"/>
+          <w:b w:val="0"/>
+          <w:color w:val="1E1B19"/>
+          <w:sz w:val="21"/>
+        </w:rPr>
+        <w:t xml:space="preserve"> 槽位原本是 654×264rpx（2.48:1）的横幅，配 </w:t>
       </w:r>
       <w:r>
         <w:rPr>
@@ -3356,7 +3411,7 @@
           <w:color w:val="4A443F"/>
           <w:sz w:val="20"/>
         </w:rPr>
-        <w:t>em</w:t>
+        <w:t>aspectFill</w:t>
       </w:r>
       <w:r>
         <w:rPr>
@@ -3365,7 +3420,7 @@
           <w:color w:val="1E1B19"/>
           <w:sz w:val="21"/>
         </w:rPr>
-        <w:t xml:space="preserve"> 做单位，改 </w:t>
+        <w:t xml:space="preserve">。按宽度裁满，画面只剩中间 60%，猫的下巴和身子留在框外，截图里一眼能看出不对。改成 3:2（654×436rpx）配 </w:t>
       </w:r>
       <w:r>
         <w:rPr>
@@ -3374,7 +3429,7 @@
           <w:color w:val="4A443F"/>
           <w:sz w:val="20"/>
         </w:rPr>
-        <w:t>font-size</w:t>
+        <w:t>aspectFit</w:t>
       </w:r>
       <w:r>
         <w:rPr>
@@ -3383,13 +3438,31 @@
           <w:color w:val="1E1B19"/>
           <w:sz w:val="21"/>
         </w:rPr>
-        <w:t xml:space="preserve"> 就能整体缩放。</w:t>
+        <w:t>，一个像素都不裁；用户自己换的图比例不可控，那就在槽位里留边。</w:t>
+      </w:r>
+      <w:r>
+        <w:rPr>
+          <w:rFonts w:ascii="宋体" w:hAnsi="宋体" w:eastAsia="宋体"/>
+          <w:b/>
+          <w:color w:val="1E1B19"/>
+          <w:sz w:val="21"/>
+        </w:rPr>
+        <w:t>留边比切掉半张脸好。</w:t>
       </w:r>
     </w:p>
     <w:p>
       <w:pPr>
         <w:spacing w:lineRule="auto" w:line="360" w:after="120" w:before="0"/>
       </w:pPr>
+      <w:r>
+        <w:rPr>
+          <w:rFonts w:ascii="宋体" w:hAnsi="宋体" w:eastAsia="宋体"/>
+          <w:b/>
+          <w:color w:val="1E1B19"/>
+          <w:sz w:val="21"/>
+        </w:rPr>
+        <w:t>圆角。</w:t>
+      </w:r>
       <w:r>
         <w:rPr>
           <w:rFonts w:ascii="宋体" w:hAnsi="宋体" w:eastAsia="宋体"/>
@@ -3397,7 +3470,7 @@
           <w:color w:val="1E1B19"/>
           <w:sz w:val="21"/>
         </w:rPr>
-        <w:t>好处是换色不需要重新出图，坏处是形状得自己调。第一版耳朵用旋转 45° 的圆角方块做，渲染出来露出一条窄三角——</w:t>
+        <w:t xml:space="preserve"> 12rpx（≈6pt）才看得出来。4rpx 在视网膜屏上只有 2–3 个物理像素被抗锯齿吃掉一半，等于没写。同一时期还修了心情格：1rpx 的描边在 @3x 上是 1.57 个物理像素，五个格子排在非整数位置上，四边被分摊的比例各不相同，最右一格看起来只有三条边。两处是同一类问题——</w:t>
       </w:r>
       <w:r>
         <w:rPr>
@@ -3406,7 +3479,7 @@
           <w:color w:val="1E1B19"/>
           <w:sz w:val="21"/>
         </w:rPr>
-        <w:t>看起来像兔子</w:t>
+        <w:t>rpx 换算不到整数物理像素，小尺寸元素就会各自塌一边</w:t>
       </w:r>
       <w:r>
         <w:rPr>
@@ -3415,7 +3488,39 @@
           <w:color w:val="1E1B19"/>
           <w:sz w:val="21"/>
         </w:rPr>
-        <w:t xml:space="preserve">。改成用 </w:t>
+        <w:t>。统一改成 2rpx / 12rpx 之后都干净了。</w:t>
+      </w:r>
+    </w:p>
+    <w:p>
+      <w:pPr>
+        <w:spacing w:lineRule="auto" w:line="360" w:after="120" w:before="0"/>
+      </w:pPr>
+      <w:r>
+        <w:rPr>
+          <w:rFonts w:ascii="宋体" w:hAnsi="宋体" w:eastAsia="宋体"/>
+          <w:b w:val="0"/>
+          <w:color w:val="1E1B19"/>
+          <w:sz w:val="21"/>
+        </w:rPr>
+        <w:t>这段 CSS 全删了，但留下一个通用的坑：WXSS 里</w:t>
+      </w:r>
+      <w:r>
+        <w:rPr>
+          <w:rFonts w:ascii="宋体" w:hAnsi="宋体" w:eastAsia="宋体"/>
+          <w:b/>
+          <w:color w:val="1E1B19"/>
+          <w:sz w:val="21"/>
+        </w:rPr>
+        <w:t>类名没有作用域</w:t>
+      </w:r>
+      <w:r>
+        <w:rPr>
+          <w:rFonts w:ascii="宋体" w:hAnsi="宋体" w:eastAsia="宋体"/>
+          <w:b w:val="0"/>
+          <w:color w:val="1E1B19"/>
+          <w:sz w:val="21"/>
+        </w:rPr>
+        <w:t xml:space="preserve">。当时给形象色板写了 </w:t>
       </w:r>
       <w:r>
         <w:rPr>
@@ -3424,7 +3529,7 @@
           <w:color w:val="4A443F"/>
           <w:sz w:val="20"/>
         </w:rPr>
-        <w:t>border</w:t>
+        <w:t>.sw</w:t>
       </w:r>
       <w:r>
         <w:rPr>
@@ -3433,188 +3538,7 @@
           <w:color w:val="1E1B19"/>
           <w:sz w:val="21"/>
         </w:rPr>
-        <w:t xml:space="preserve"> 画宽底三角才对：</w:t>
-      </w:r>
-    </w:p>
-    <w:p>
-      <w:pPr>
-        <w:spacing w:line="300" w:lineRule="auto" w:after="0"/>
-        <w:ind w:left="340"/>
-        <w:shd w:val="clear" w:color="auto" w:fill="F5F2EC"/>
-      </w:pPr>
-      <w:r>
-        <w:rPr>
-          <w:rFonts w:ascii="Consolas" w:hAnsi="Consolas" w:eastAsia="Consolas"/>
-          <w:color w:val="4A443F"/>
-          <w:sz w:val="18"/>
-        </w:rPr>
-        <w:t>.fig-ear {</w:t>
-      </w:r>
-    </w:p>
-    <w:p>
-      <w:pPr>
-        <w:spacing w:line="300" w:lineRule="auto" w:after="0"/>
-        <w:ind w:left="340"/>
-        <w:shd w:val="clear" w:color="auto" w:fill="F5F2EC"/>
-      </w:pPr>
-      <w:r>
-        <w:rPr>
-          <w:rFonts w:ascii="Consolas" w:hAnsi="Consolas" w:eastAsia="Consolas"/>
-          <w:color w:val="4A443F"/>
-          <w:sz w:val="18"/>
-        </w:rPr>
-        <w:t xml:space="preserve">  width: 0; height: 0;</w:t>
-      </w:r>
-    </w:p>
-    <w:p>
-      <w:pPr>
-        <w:spacing w:line="300" w:lineRule="auto" w:after="0"/>
-        <w:ind w:left="340"/>
-        <w:shd w:val="clear" w:color="auto" w:fill="F5F2EC"/>
-      </w:pPr>
-      <w:r>
-        <w:rPr>
-          <w:rFonts w:ascii="Consolas" w:hAnsi="Consolas" w:eastAsia="Consolas"/>
-          <w:color w:val="4A443F"/>
-          <w:sz w:val="18"/>
-        </w:rPr>
-        <w:t xml:space="preserve">  border-left: 0.14em solid transparent;</w:t>
-      </w:r>
-    </w:p>
-    <w:p>
-      <w:pPr>
-        <w:spacing w:line="300" w:lineRule="auto" w:after="0"/>
-        <w:ind w:left="340"/>
-        <w:shd w:val="clear" w:color="auto" w:fill="F5F2EC"/>
-      </w:pPr>
-      <w:r>
-        <w:rPr>
-          <w:rFonts w:ascii="Consolas" w:hAnsi="Consolas" w:eastAsia="Consolas"/>
-          <w:color w:val="4A443F"/>
-          <w:sz w:val="18"/>
-        </w:rPr>
-        <w:t xml:space="preserve">  border-right: 0.14em solid transparent;</w:t>
-      </w:r>
-    </w:p>
-    <w:p>
-      <w:pPr>
-        <w:spacing w:line="300" w:lineRule="auto" w:after="0"/>
-        <w:ind w:left="340"/>
-        <w:shd w:val="clear" w:color="auto" w:fill="F5F2EC"/>
-      </w:pPr>
-      <w:r>
-        <w:rPr>
-          <w:rFonts w:ascii="Consolas" w:hAnsi="Consolas" w:eastAsia="Consolas"/>
-          <w:color w:val="4A443F"/>
-          <w:sz w:val="18"/>
-        </w:rPr>
-        <w:t xml:space="preserve">  border-bottom: 0.25em solid var(--fig);</w:t>
-      </w:r>
-    </w:p>
-    <w:p>
-      <w:pPr>
-        <w:spacing w:line="300" w:lineRule="auto" w:after="0"/>
-        <w:ind w:left="340"/>
-        <w:shd w:val="clear" w:color="auto" w:fill="F5F2EC"/>
-      </w:pPr>
-      <w:r>
-        <w:rPr>
-          <w:rFonts w:ascii="Consolas" w:hAnsi="Consolas" w:eastAsia="Consolas"/>
-          <w:color w:val="4A443F"/>
-          <w:sz w:val="18"/>
-        </w:rPr>
-        <w:t>}</w:t>
-      </w:r>
-    </w:p>
-    <w:p>
-      <w:pPr>
-        <w:spacing w:after="80"/>
-      </w:pPr>
-    </w:p>
-    <w:p>
-      <w:pPr>
-        <w:spacing w:lineRule="auto" w:line="360" w:after="120" w:before="0"/>
-      </w:pPr>
-      <w:r>
-        <w:rPr>
-          <w:rFonts w:ascii="宋体" w:hAnsi="宋体" w:eastAsia="宋体"/>
-          <w:b w:val="0"/>
-          <w:color w:val="1E1B19"/>
-          <w:sz w:val="21"/>
-        </w:rPr>
-        <w:t xml:space="preserve">顺带一个陷阱：色板最初写 </w:t>
-      </w:r>
-      <w:r>
-        <w:rPr>
-          <w:rFonts w:ascii="Consolas" w:hAnsi="Consolas" w:eastAsia="Consolas"/>
-          <w:b w:val="0"/>
-          <w:color w:val="4A443F"/>
-          <w:sz w:val="20"/>
-        </w:rPr>
-        <w:t>.sw</w:t>
-      </w:r>
-      <w:r>
-        <w:rPr>
-          <w:rFonts w:ascii="宋体" w:hAnsi="宋体" w:eastAsia="宋体"/>
-          <w:b w:val="0"/>
-          <w:color w:val="1E1B19"/>
-          <w:sz w:val="21"/>
-        </w:rPr>
-        <w:t xml:space="preserve">，和首页切猫标签的 </w:t>
-      </w:r>
-      <w:r>
-        <w:rPr>
-          <w:rFonts w:ascii="Consolas" w:hAnsi="Consolas" w:eastAsia="Consolas"/>
-          <w:b w:val="0"/>
-          <w:color w:val="4A443F"/>
-          <w:sz w:val="20"/>
-        </w:rPr>
-        <w:t>.sw</w:t>
-      </w:r>
-      <w:r>
-        <w:rPr>
-          <w:rFonts w:ascii="宋体" w:hAnsi="宋体" w:eastAsia="宋体"/>
-          <w:b w:val="0"/>
-          <w:color w:val="1E1B19"/>
-          <w:sz w:val="21"/>
-        </w:rPr>
-        <w:t xml:space="preserve"> 撞名，lint 把首页那处也按 44rpx 报错。改名 </w:t>
-      </w:r>
-      <w:r>
-        <w:rPr>
-          <w:rFonts w:ascii="Consolas" w:hAnsi="Consolas" w:eastAsia="Consolas"/>
-          <w:b w:val="0"/>
-          <w:color w:val="4A443F"/>
-          <w:sz w:val="20"/>
-        </w:rPr>
-        <w:t>.swatch</w:t>
-      </w:r>
-      <w:r>
-        <w:rPr>
-          <w:rFonts w:ascii="宋体" w:hAnsi="宋体" w:eastAsia="宋体"/>
-          <w:b w:val="0"/>
-          <w:color w:val="1E1B19"/>
-          <w:sz w:val="21"/>
-        </w:rPr>
-        <w:t xml:space="preserve"> 才解决——</w:t>
-      </w:r>
-      <w:r>
-        <w:rPr>
-          <w:rFonts w:ascii="宋体" w:hAnsi="宋体" w:eastAsia="宋体"/>
-          <w:b/>
-          <w:color w:val="1E1B19"/>
-          <w:sz w:val="21"/>
-        </w:rPr>
-        <w:t>类名没有作用域，这是 WXSS 与组件化框架最大的差别之一</w:t>
-      </w:r>
-      <w:r>
-        <w:rPr>
-          <w:rFonts w:ascii="宋体" w:hAnsi="宋体" w:eastAsia="宋体"/>
-          <w:b w:val="0"/>
-          <w:color w:val="1E1B19"/>
-          <w:sz w:val="21"/>
-        </w:rPr>
-        <w:t>。</w:t>
+        <w:t>，和首页切猫标签同名，lint 把首页那处也按色板的 44rpx 报错——规则不会报冲突，只会悄悄串味。</w:t>
       </w:r>
     </w:p>
     <w:p>
@@ -3979,7 +3903,7 @@
           <w:color w:val="1E1B19"/>
           <w:sz w:val="21"/>
         </w:rPr>
-        <w:t>最终做的是「就诊描述生成器 + 预置形象换装」：把主人观察到的症状整理成一段结构化文字，复制给兽医。三条红线：</w:t>
+        <w:t>最终做的是「就诊描述生成器」：把主人观察到的症状整理成一段结构化文字，复制给兽医。形象这一半不做生成，直接用主人自己的照片。三条红线：</w:t>
       </w:r>
     </w:p>
     <w:p>
@@ -8003,7 +7927,7 @@
         </w:tc>
         <w:tc>
           <w:tcPr>
-            <w:tcW w:type="dxa" w:w="5204"/>
+            <w:tcW w:type="dxa" w:w="5478"/>
             <w:shd w:val="clear" w:color="auto" w:fill="F0EBE2"/>
           </w:tcPr>
           <w:p>
@@ -8024,7 +7948,7 @@
         </w:tc>
         <w:tc>
           <w:tcPr>
-            <w:tcW w:type="dxa" w:w="3061"/>
+            <w:tcW w:type="dxa" w:w="2739"/>
             <w:shd w:val="clear" w:color="auto" w:fill="F0EBE2"/>
           </w:tcPr>
           <w:p>
@@ -8067,7 +7991,7 @@
         </w:tc>
         <w:tc>
           <w:tcPr>
-            <w:tcW w:type="dxa" w:w="5204"/>
+            <w:tcW w:type="dxa" w:w="5478"/>
           </w:tcPr>
           <w:p>
             <w:pPr>
@@ -8081,13 +8005,13 @@
                 <w:color w:val="4A443F"/>
                 <w:sz w:val="19"/>
               </w:rPr>
-              <w:t>真猫照片替换示例图、录屏、本报告</w:t>
+              <w:t>真猫照片（已换 Pexels 授权图）、录屏、本报告</w:t>
             </w:r>
           </w:p>
         </w:tc>
         <w:tc>
           <w:tcPr>
-            <w:tcW w:type="dxa" w:w="3061"/>
+            <w:tcW w:type="dxa" w:w="2739"/>
           </w:tcPr>
           <w:p>
             <w:pPr>
@@ -8101,7 +8025,7 @@
                 <w:color w:val="4A443F"/>
                 <w:sz w:val="19"/>
               </w:rPr>
-              <w:t>报告已完成，录屏待拍</w:t>
+              <w:t>照片 ✅，录屏待拍</w:t>
             </w:r>
           </w:p>
         </w:tc>
@@ -8129,7 +8053,7 @@
         </w:tc>
         <w:tc>
           <w:tcPr>
-            <w:tcW w:type="dxa" w:w="5204"/>
+            <w:tcW w:type="dxa" w:w="5478"/>
           </w:tcPr>
           <w:p>
             <w:pPr>
@@ -8149,7 +8073,7 @@
         </w:tc>
         <w:tc>
           <w:tcPr>
-            <w:tcW w:type="dxa" w:w="3061"/>
+            <w:tcW w:type="dxa" w:w="2739"/>
           </w:tcPr>
           <w:p>
             <w:pPr>
@@ -8191,7 +8115,7 @@
         </w:tc>
         <w:tc>
           <w:tcPr>
-            <w:tcW w:type="dxa" w:w="5204"/>
+            <w:tcW w:type="dxa" w:w="5478"/>
           </w:tcPr>
           <w:p>
             <w:pPr>
@@ -8211,7 +8135,7 @@
         </w:tc>
         <w:tc>
           <w:tcPr>
-            <w:tcW w:type="dxa" w:w="3061"/>
+            <w:tcW w:type="dxa" w:w="2739"/>
           </w:tcPr>
           <w:p>
             <w:pPr>
@@ -8253,7 +8177,7 @@
         </w:tc>
         <w:tc>
           <w:tcPr>
-            <w:tcW w:type="dxa" w:w="5204"/>
+            <w:tcW w:type="dxa" w:w="5478"/>
           </w:tcPr>
           <w:p>
             <w:pPr>
@@ -8273,7 +8197,7 @@
         </w:tc>
         <w:tc>
           <w:tcPr>
-            <w:tcW w:type="dxa" w:w="3061"/>
+            <w:tcW w:type="dxa" w:w="2739"/>
           </w:tcPr>
           <w:p>
             <w:pPr>
@@ -8315,7 +8239,7 @@
         </w:tc>
         <w:tc>
           <w:tcPr>
-            <w:tcW w:type="dxa" w:w="5204"/>
+            <w:tcW w:type="dxa" w:w="5478"/>
           </w:tcPr>
           <w:p>
             <w:pPr>
@@ -8335,7 +8259,7 @@
         </w:tc>
         <w:tc>
           <w:tcPr>
-            <w:tcW w:type="dxa" w:w="3061"/>
+            <w:tcW w:type="dxa" w:w="2739"/>
           </w:tcPr>
           <w:p>
             <w:pPr>
@@ -8377,7 +8301,7 @@
         </w:tc>
         <w:tc>
           <w:tcPr>
-            <w:tcW w:type="dxa" w:w="5204"/>
+            <w:tcW w:type="dxa" w:w="5478"/>
           </w:tcPr>
           <w:p>
             <w:pPr>
@@ -8397,7 +8321,7 @@
         </w:tc>
         <w:tc>
           <w:tcPr>
-            <w:tcW w:type="dxa" w:w="3061"/>
+            <w:tcW w:type="dxa" w:w="2739"/>
           </w:tcPr>
           <w:p>
             <w:pPr>

--- a/docs/2530031251_孙瑞阳_喵管家_课程报告.docx
+++ b/docs/2530031251_孙瑞阳_喵管家_课程报告.docx
@@ -108,7 +108,7 @@
           <w:color w:val="1E1B19"/>
           <w:sz w:val="21"/>
         </w:rPr>
-        <w:t>喵管家是一个记录猫咪日常照顾的微信原生小程序：投食、喂水、逗猫、称重四个动作各点一下就完成，数据留在本机，不联网、不依赖任何第三方库。六页、约 4,500 行代码、181 条数据层与端到端断言。另有一套自建的 8 个技能，把《微信小程序设计指南》变成可执行的检查——包括一个真的抓到过我自己错误的脚本。</w:t>
+        <w:t>喵管家是一个记录猫咪日常照顾的微信原生小程序：投食、喂水、逗猫、称重、记症状五个动作各点一下就完成，数据留在本机，不联网、不依赖任何第三方库。六页、约 5,000 行代码、220 条数据层与端到端断言。另有一套自建的 8 个技能，把《微信小程序设计指南》变成可执行的检查——包括一个真的抓到过我自己错误的脚本。</w:t>
       </w:r>
     </w:p>
     <w:p>
@@ -5182,7 +5182,7 @@
           <w:color w:val="1E1B19"/>
           <w:sz w:val="21"/>
         </w:rPr>
-        <w:t xml:space="preserve"> 108 项断言，</w:t>
+        <w:t xml:space="preserve"> 146 项断言，</w:t>
       </w:r>
       <w:r>
         <w:rPr>
@@ -5200,7 +5200,7 @@
           <w:color w:val="1E1B19"/>
           <w:sz w:val="21"/>
         </w:rPr>
-        <w:t xml:space="preserve"> 73 项断言，开发者工具 0 错误 0 警告。三层脚本由 </w:t>
+        <w:t xml:space="preserve"> 74 项断言，开发者工具 0 错误 0 警告。三层脚本由 </w:t>
       </w:r>
       <w:r>
         <w:rPr>
@@ -7629,7 +7629,7 @@
           <w:color w:val="1E1B19"/>
           <w:sz w:val="21"/>
         </w:rPr>
-        <w:t>一个具体的例子：108 项断言是我自己写的，全部通过，仍然漏掉了"死按钮"——因为断言只覆盖</w:t>
+        <w:t>一个具体的例子：当时的 108 项断言是我自己写的，全部通过，仍然漏掉了"死按钮"——因为断言只覆盖</w:t>
       </w:r>
       <w:r>
         <w:rPr>
@@ -8465,7 +8465,7 @@
                 <w:color w:val="4A443F"/>
                 <w:sz w:val="19"/>
               </w:rPr>
-              <w:t>3,289 行</w:t>
+              <w:t>3,616 行</w:t>
             </w:r>
           </w:p>
         </w:tc>
@@ -8516,7 +8516,7 @@
                 <w:color w:val="4A443F"/>
                 <w:sz w:val="19"/>
               </w:rPr>
-              <w:t>890 行，45 个导出</w:t>
+              <w:t>1,034 行，48 个导出</w:t>
             </w:r>
           </w:p>
         </w:tc>
@@ -8585,7 +8585,7 @@
                 <w:color w:val="4A443F"/>
                 <w:sz w:val="19"/>
               </w:rPr>
-              <w:t>233 行</w:t>
+              <w:t>291 行</w:t>
             </w:r>
           </w:p>
         </w:tc>
@@ -8687,7 +8687,7 @@
                 <w:color w:val="4A443F"/>
                 <w:sz w:val="19"/>
               </w:rPr>
-              <w:t>108 项</w:t>
+              <w:t>146 项</w:t>
             </w:r>
           </w:p>
         </w:tc>
@@ -8738,7 +8738,7 @@
                 <w:color w:val="4A443F"/>
                 <w:sz w:val="19"/>
               </w:rPr>
-              <w:t>73 项</w:t>
+              <w:t>74 项</w:t>
             </w:r>
           </w:p>
         </w:tc>

--- a/docs/2530031251_孙瑞阳_喵管家_课程报告.docx
+++ b/docs/2530031251_孙瑞阳_喵管家_课程报告.docx
@@ -108,7 +108,7 @@
           <w:color w:val="1E1B19"/>
           <w:sz w:val="21"/>
         </w:rPr>
-        <w:t>喵管家是一个记录猫咪日常照顾的微信原生小程序：投食、喂水、逗猫、称重、记症状五个动作各点一下就完成，数据留在本机，不联网、不依赖任何第三方库。六页、约 5,000 行代码、220 条数据层与端到端断言。另有一套自建的 8 个技能，把《微信小程序设计指南》变成可执行的检查——包括一个真的抓到过我自己错误的脚本。</w:t>
+        <w:t>喵管家是一个记录猫咪日常照顾的微信原生小程序：投食、喂水、逗猫、称重、记症状五个动作各点一下就完成，数据留在本机，不联网、不依赖任何第三方库。六页、约 5,000 行代码、245 条数据层与端到端断言。另有一套自建的 8 个技能，把《微信小程序设计指南》变成可执行的检查——包括一个真的抓到过我自己错误的脚本。</w:t>
       </w:r>
     </w:p>
     <w:p>
@@ -819,7 +819,7 @@
           <w:color w:val="1E1B19"/>
           <w:sz w:val="21"/>
         </w:rPr>
-        <w:t xml:space="preserve"> 承担的不只是增删改查，还有三类判断：</w:t>
+        <w:t xml:space="preserve"> 承担的不只是增删改查，还有四类判断：</w:t>
       </w:r>
     </w:p>
     <w:p>
@@ -863,7 +863,7 @@
           <w:color w:val="1E1B19"/>
           <w:sz w:val="21"/>
         </w:rPr>
-        <w:t xml:space="preserve">）：空名、超长名、体重 0 与 31、目标 19 与 601 全部在这里拦。页面只负责把返回的 </w:t>
+        <w:t xml:space="preserve">）：空名、超长名、体重 0 与 31 全部在这里拦。页面只负责把返回的 </w:t>
       </w:r>
       <w:r>
         <w:rPr>
@@ -882,6 +882,104 @@
           <w:sz w:val="21"/>
         </w:rPr>
         <w:t xml:space="preserve"> 显示出来。</w:t>
+      </w:r>
+    </w:p>
+    <w:p>
+      <w:pPr>
+        <w:pStyle w:val="ListBullet"/>
+        <w:keepNext/>
+        <w:spacing w:line="348" w:lineRule="auto" w:after="60"/>
+        <w:ind w:left="510"/>
+      </w:pPr>
+      <w:r>
+        <w:rPr>
+          <w:rFonts w:ascii="宋体" w:hAnsi="宋体" w:eastAsia="宋体"/>
+          <w:b/>
+          <w:color w:val="1E1B19"/>
+          <w:sz w:val="21"/>
+        </w:rPr>
+        <w:t>参考量推导</w:t>
+      </w:r>
+      <w:r>
+        <w:rPr>
+          <w:rFonts w:ascii="宋体" w:hAnsi="宋体" w:eastAsia="宋体"/>
+          <w:b w:val="0"/>
+          <w:color w:val="1E1B19"/>
+          <w:sz w:val="21"/>
+        </w:rPr>
+        <w:t>（</w:t>
+      </w:r>
+      <w:r>
+        <w:rPr>
+          <w:rFonts w:ascii="Consolas" w:hAnsi="Consolas" w:eastAsia="Consolas"/>
+          <w:b w:val="0"/>
+          <w:color w:val="4A443F"/>
+          <w:sz w:val="20"/>
+        </w:rPr>
+        <w:t>foodTargetOf</w:t>
+      </w:r>
+      <w:r>
+        <w:rPr>
+          <w:rFonts w:ascii="宋体" w:hAnsi="宋体" w:eastAsia="宋体"/>
+          <w:b w:val="0"/>
+          <w:color w:val="1E1B19"/>
+          <w:sz w:val="21"/>
+        </w:rPr>
+        <w:t xml:space="preserve"> / </w:t>
+      </w:r>
+      <w:r>
+        <w:rPr>
+          <w:rFonts w:ascii="Consolas" w:hAnsi="Consolas" w:eastAsia="Consolas"/>
+          <w:b w:val="0"/>
+          <w:color w:val="4A443F"/>
+          <w:sz w:val="20"/>
+        </w:rPr>
+        <w:t>waterTargetOf</w:t>
+      </w:r>
+      <w:r>
+        <w:rPr>
+          <w:rFonts w:ascii="宋体" w:hAnsi="宋体" w:eastAsia="宋体"/>
+          <w:b w:val="0"/>
+          <w:color w:val="1E1B19"/>
+          <w:sz w:val="21"/>
+        </w:rPr>
+        <w:t>）：进食与饮水的每日目标都由体重现算（</w:t>
+      </w:r>
+      <w:r>
+        <w:rPr>
+          <w:rFonts w:ascii="Consolas" w:hAnsi="Consolas" w:eastAsia="Consolas"/>
+          <w:b w:val="0"/>
+          <w:color w:val="4A443F"/>
+          <w:sz w:val="20"/>
+        </w:rPr>
+        <w:t>1.2 × 70 × W^0.75 ÷ 1.3 kcal/g</w:t>
+      </w:r>
+      <w:r>
+        <w:rPr>
+          <w:rFonts w:ascii="宋体" w:hAnsi="宋体" w:eastAsia="宋体"/>
+          <w:b w:val="0"/>
+          <w:color w:val="1E1B19"/>
+          <w:sz w:val="21"/>
+        </w:rPr>
+        <w:t>、</w:t>
+      </w:r>
+      <w:r>
+        <w:rPr>
+          <w:rFonts w:ascii="Consolas" w:hAnsi="Consolas" w:eastAsia="Consolas"/>
+          <w:b w:val="0"/>
+          <w:color w:val="4A443F"/>
+          <w:sz w:val="20"/>
+        </w:rPr>
+        <w:t>W × 50 ml/kg</w:t>
+      </w:r>
+      <w:r>
+        <w:rPr>
+          <w:rFonts w:ascii="宋体" w:hAnsi="宋体" w:eastAsia="宋体"/>
+          <w:b w:val="0"/>
+          <w:color w:val="1E1B19"/>
+          <w:sz w:val="21"/>
+        </w:rPr>
+        <w:t>），不再是档案里的输入项——规则只有一处实现，改体重当天生效。</w:t>
       </w:r>
     </w:p>
     <w:p>
@@ -5182,7 +5280,7 @@
           <w:color w:val="1E1B19"/>
           <w:sz w:val="21"/>
         </w:rPr>
-        <w:t xml:space="preserve"> 146 项断言，</w:t>
+        <w:t xml:space="preserve"> 171 项断言，</w:t>
       </w:r>
       <w:r>
         <w:rPr>
@@ -8687,7 +8785,7 @@
                 <w:color w:val="4A443F"/>
                 <w:sz w:val="19"/>
               </w:rPr>
-              <w:t>146 项</w:t>
+              <w:t>171 项</w:t>
             </w:r>
           </w:p>
         </w:tc>

--- a/docs/2530031251_孙瑞阳_喵管家_课程报告.docx
+++ b/docs/2530031251_孙瑞阳_喵管家_课程报告.docx
@@ -71,7 +71,25 @@
           <w:color w:val="6B6560"/>
           <w:sz w:val="20"/>
         </w:rPr>
-        <w:t>（private）</w:t>
+        <w:t>（</w:t>
+      </w:r>
+      <w:r>
+        <w:rPr>
+          <w:rFonts w:ascii="宋体" w:hAnsi="宋体" w:eastAsia="宋体"/>
+          <w:b/>
+          <w:color w:val="6B6560"/>
+          <w:sz w:val="20"/>
+        </w:rPr>
+        <w:t>GitHub 公开仓库</w:t>
+      </w:r>
+      <w:r>
+        <w:rPr>
+          <w:rFonts w:ascii="宋体" w:hAnsi="宋体" w:eastAsia="宋体"/>
+          <w:b w:val="0"/>
+          <w:color w:val="6B6560"/>
+          <w:sz w:val="20"/>
+        </w:rPr>
+        <w:t>，无需登录即可访问、克隆与复现全部测试）</w:t>
       </w:r>
     </w:p>
     <w:p>
@@ -551,7 +569,7 @@
                 <w:color w:val="4A443F"/>
                 <w:sz w:val="19"/>
               </w:rPr>
-              <w:t>四页已覆盖核心闭环，新功能必须先证明它减少了一次真实摩擦</w:t>
+              <w:t>现有页面已覆盖核心闭环，新功能必须先证明它减少了一次真实摩擦</w:t>
             </w:r>
           </w:p>
         </w:tc>
@@ -979,7 +997,7 @@
           <w:color w:val="1E1B19"/>
           <w:sz w:val="21"/>
         </w:rPr>
-        <w:t>），不再是档案里的输入项——规则只有一处实现，改体重当天生效。</w:t>
+        <w:t>），不再是档案里的输入项——规则只有一处实现，改体重当天生效。公式里的能量密度随粮型浮动，所以面板另留「自定义」覆盖入口（见 7.3）。</w:t>
       </w:r>
     </w:p>
     <w:p>
@@ -7964,6 +7982,295 @@
     </w:p>
     <w:p>
       <w:pPr>
+        <w:keepNext/>
+        <w:spacing w:before="240" w:after="120" w:line="324" w:lineRule="auto"/>
+      </w:pPr>
+      <w:r>
+        <w:rPr>
+          <w:rFonts w:ascii="黑体" w:hAnsi="黑体" w:eastAsia="黑体"/>
+          <w:b/>
+          <w:color w:val="4A443F"/>
+          <w:sz w:val="23"/>
+        </w:rPr>
+        <w:t>7.3 一个手填的数字，被当成了参考量</w:t>
+      </w:r>
+    </w:p>
+    <w:p>
+      <w:pPr>
+        <w:spacing w:lineRule="auto" w:line="360" w:after="120" w:before="0"/>
+      </w:pPr>
+      <w:r>
+        <w:rPr>
+          <w:rFonts w:ascii="宋体" w:hAnsi="宋体" w:eastAsia="宋体"/>
+          <w:b w:val="0"/>
+          <w:color w:val="1E1B19"/>
+          <w:sz w:val="21"/>
+        </w:rPr>
+        <w:t>首页三条刻度都有分母。第三条（逗猫）的分母 30 分钟是写死的，这没问题——逗多久取决于人，与猫的大小无关。前两条则是错的。</w:t>
+      </w:r>
+    </w:p>
+    <w:p>
+      <w:pPr>
+        <w:spacing w:lineRule="auto" w:line="360" w:after="120" w:before="0"/>
+      </w:pPr>
+      <w:r>
+        <w:rPr>
+          <w:rFonts w:ascii="宋体" w:hAnsi="宋体" w:eastAsia="宋体"/>
+          <w:b w:val="0"/>
+          <w:color w:val="1E1B19"/>
+          <w:sz w:val="21"/>
+        </w:rPr>
+        <w:t>第一版的做法：进食目标让主人建档时自己填，三个种子值 160 / 200 / 220 g（新建时默认 180），凭印象挑一个；饮水目标更省事，</w:t>
+      </w:r>
+      <w:r>
+        <w:rPr>
+          <w:rFonts w:ascii="Consolas" w:hAnsi="Consolas" w:eastAsia="Consolas"/>
+          <w:b w:val="0"/>
+          <w:color w:val="4A443F"/>
+          <w:sz w:val="20"/>
+        </w:rPr>
+        <w:t>进食 + 60</w:t>
+      </w:r>
+      <w:r>
+        <w:rPr>
+          <w:rFonts w:ascii="宋体" w:hAnsi="宋体" w:eastAsia="宋体"/>
+          <w:b w:val="0"/>
+          <w:color w:val="1E1B19"/>
+          <w:sz w:val="21"/>
+        </w:rPr>
+        <w:t>。于是界面上那句「160 / 200 g」——分子来自今天的记录，分母来自建档那天的印象，两个数用同样的字号、同样的单位排在一起，可信度差着一个量级。</w:t>
+      </w:r>
+    </w:p>
+    <w:p>
+      <w:pPr>
+        <w:spacing w:lineRule="auto" w:line="360" w:after="120" w:before="0"/>
+      </w:pPr>
+      <w:r>
+        <w:rPr>
+          <w:rFonts w:ascii="宋体" w:hAnsi="宋体" w:eastAsia="宋体"/>
+          <w:b w:val="0"/>
+          <w:color w:val="1E1B19"/>
+          <w:sz w:val="21"/>
+        </w:rPr>
+        <w:t xml:space="preserve">固定偏移的毛病是可以算出来的。芝麻 3.18 kg，旧目标 220 ml，折合 </w:t>
+      </w:r>
+      <w:r>
+        <w:rPr>
+          <w:rFonts w:ascii="宋体" w:hAnsi="宋体" w:eastAsia="宋体"/>
+          <w:b/>
+          <w:color w:val="1E1B19"/>
+          <w:sz w:val="21"/>
+        </w:rPr>
+        <w:t>69 ml/kg</w:t>
+      </w:r>
+      <w:r>
+        <w:rPr>
+          <w:rFonts w:ascii="宋体" w:hAnsi="宋体" w:eastAsia="宋体"/>
+          <w:b w:val="0"/>
+          <w:color w:val="1E1B19"/>
+          <w:sz w:val="21"/>
+        </w:rPr>
+        <w:t>；NRC 给猫的参考区间是 44–66，超了 15%。团子 4.62 kg 是 56 ml/kg，合规。也就是说"全都 +60"这个规则对重猫勉强成立、对轻猫必然越界——它加的是绝对量，而体重差的是比例。</w:t>
+      </w:r>
+    </w:p>
+    <w:p>
+      <w:pPr>
+        <w:spacing w:lineRule="auto" w:line="360" w:after="120" w:before="0"/>
+      </w:pPr>
+      <w:r>
+        <w:rPr>
+          <w:rFonts w:ascii="宋体" w:hAnsi="宋体" w:eastAsia="宋体"/>
+          <w:b w:val="0"/>
+          <w:color w:val="1E1B19"/>
+          <w:sz w:val="21"/>
+        </w:rPr>
+        <w:t>改法是把两个数都从体重推：</w:t>
+      </w:r>
+      <w:r>
+        <w:rPr>
+          <w:rFonts w:ascii="Consolas" w:hAnsi="Consolas" w:eastAsia="Consolas"/>
+          <w:b w:val="0"/>
+          <w:color w:val="4A443F"/>
+          <w:sz w:val="20"/>
+        </w:rPr>
+        <w:t>RER = 70 × W^0.75</w:t>
+      </w:r>
+      <w:r>
+        <w:rPr>
+          <w:rFonts w:ascii="宋体" w:hAnsi="宋体" w:eastAsia="宋体"/>
+          <w:b w:val="0"/>
+          <w:color w:val="1E1B19"/>
+          <w:sz w:val="21"/>
+        </w:rPr>
+        <w:t xml:space="preserve">，绝育成猫 </w:t>
+      </w:r>
+      <w:r>
+        <w:rPr>
+          <w:rFonts w:ascii="Consolas" w:hAnsi="Consolas" w:eastAsia="Consolas"/>
+          <w:b w:val="0"/>
+          <w:color w:val="4A443F"/>
+          <w:sz w:val="20"/>
+        </w:rPr>
+        <w:t>DER = 1.2 × RER</w:t>
+      </w:r>
+      <w:r>
+        <w:rPr>
+          <w:rFonts w:ascii="宋体" w:hAnsi="宋体" w:eastAsia="宋体"/>
+          <w:b w:val="0"/>
+          <w:color w:val="1E1B19"/>
+          <w:sz w:val="21"/>
+        </w:rPr>
+        <w:t xml:space="preserve">，除以 1.3 kcal/g 折成克；饮水取 50 ml/kg（区间中位）。三只猫变成 </w:t>
+      </w:r>
+      <w:r>
+        <w:rPr>
+          <w:rFonts w:ascii="宋体" w:hAnsi="宋体" w:eastAsia="宋体"/>
+          <w:b/>
+          <w:color w:val="1E1B19"/>
+          <w:sz w:val="21"/>
+        </w:rPr>
+        <w:t>200 / 150 / 220 g</w:t>
+      </w:r>
+      <w:r>
+        <w:rPr>
+          <w:rFonts w:ascii="宋体" w:hAnsi="宋体" w:eastAsia="宋体"/>
+          <w:b w:val="0"/>
+          <w:color w:val="1E1B19"/>
+          <w:sz w:val="21"/>
+        </w:rPr>
+        <w:t xml:space="preserve"> 与 </w:t>
+      </w:r>
+      <w:r>
+        <w:rPr>
+          <w:rFonts w:ascii="宋体" w:hAnsi="宋体" w:eastAsia="宋体"/>
+          <w:b/>
+          <w:color w:val="1E1B19"/>
+          <w:sz w:val="21"/>
+        </w:rPr>
+        <w:t>230 / 160 / 250 ml</w:t>
+      </w:r>
+      <w:r>
+        <w:rPr>
+          <w:rFonts w:ascii="宋体" w:hAnsi="宋体" w:eastAsia="宋体"/>
+          <w:b w:val="0"/>
+          <w:color w:val="1E1B19"/>
+          <w:sz w:val="21"/>
+        </w:rPr>
+        <w:t>，饮水全部落回区间。档案里那个输入框随之删掉，改体重当天生效。</w:t>
+      </w:r>
+    </w:p>
+    <w:p>
+      <w:pPr>
+        <w:spacing w:lineRule="auto" w:line="360" w:after="120" w:before="0"/>
+      </w:pPr>
+      <w:r>
+        <w:rPr>
+          <w:rFonts w:ascii="宋体" w:hAnsi="宋体" w:eastAsia="宋体"/>
+          <w:b w:val="0"/>
+          <w:color w:val="1E1B19"/>
+          <w:sz w:val="21"/>
+        </w:rPr>
+        <w:t>但这一步做完，另一个问题浮出来：</w:t>
+      </w:r>
+      <w:r>
+        <w:rPr>
+          <w:rFonts w:ascii="宋体" w:hAnsi="宋体" w:eastAsia="宋体"/>
+          <w:b/>
+          <w:color w:val="1E1B19"/>
+          <w:sz w:val="21"/>
+        </w:rPr>
+        <w:t>1.3 kcal/g 是折中，不是常数</w:t>
+      </w:r>
+      <w:r>
+        <w:rPr>
+          <w:rFonts w:ascii="宋体" w:hAnsi="宋体" w:eastAsia="宋体"/>
+          <w:b w:val="0"/>
+          <w:color w:val="1E1B19"/>
+          <w:sz w:val="21"/>
+        </w:rPr>
+        <w:t>。干粮 3.5–4.5 kcal/g，主食罐 0.8–1.2，同一只 4.62 kg 的猫按干粮算 66 g、按罐头算 265 g，差四倍——公式给的 200 g 只对"罐为主、掺少量干粮"这一种喂法成立。</w:t>
+      </w:r>
+    </w:p>
+    <w:p>
+      <w:pPr>
+        <w:spacing w:lineRule="auto" w:line="360" w:after="120" w:before="0"/>
+      </w:pPr>
+      <w:r>
+        <w:rPr>
+          <w:rFonts w:ascii="宋体" w:hAnsi="宋体" w:eastAsia="宋体"/>
+          <w:b w:val="0"/>
+          <w:color w:val="1E1B19"/>
+          <w:sz w:val="21"/>
+        </w:rPr>
+        <w:t>所以最终形态不是一个更准的公式，而是</w:t>
+      </w:r>
+      <w:r>
+        <w:rPr>
+          <w:rFonts w:ascii="宋体" w:hAnsi="宋体" w:eastAsia="宋体"/>
+          <w:b/>
+          <w:color w:val="1E1B19"/>
+          <w:sz w:val="21"/>
+        </w:rPr>
+        <w:t>公式给起点、人给实际</w:t>
+      </w:r>
+      <w:r>
+        <w:rPr>
+          <w:rFonts w:ascii="宋体" w:hAnsi="宋体" w:eastAsia="宋体"/>
+          <w:b w:val="0"/>
+          <w:color w:val="1E1B19"/>
+          <w:sz w:val="21"/>
+        </w:rPr>
+        <w:t>：面板档位行末加一格「自定义」，手填的数只要不在档位表里就自动反白，写进记录的就是填的那个数。参考量退回到它该在的位置——提示，不是红线；超了只告知，不拦。</w:t>
+      </w:r>
+    </w:p>
+    <w:p>
+      <w:pPr>
+        <w:spacing w:lineRule="auto" w:line="360" w:after="120" w:before="0"/>
+      </w:pPr>
+      <w:r>
+        <w:rPr>
+          <w:rFonts w:ascii="宋体" w:hAnsi="宋体" w:eastAsia="宋体"/>
+          <w:b w:val="0"/>
+          <w:color w:val="1E1B19"/>
+          <w:sz w:val="21"/>
+        </w:rPr>
+        <w:t>这条和 7.2 那个计数器是同一类错误的两面：一个只涨不跌，一个只对一种喂法成立。</w:t>
+      </w:r>
+      <w:r>
+        <w:rPr>
+          <w:rFonts w:ascii="宋体" w:hAnsi="宋体" w:eastAsia="宋体"/>
+          <w:b/>
+          <w:color w:val="1E1B19"/>
+          <w:sz w:val="21"/>
+        </w:rPr>
+        <w:t>空着的数字人人警惕，形状正确的数字没人怀疑</w:t>
+      </w:r>
+      <w:r>
+        <w:rPr>
+          <w:rFonts w:ascii="宋体" w:hAnsi="宋体" w:eastAsia="宋体"/>
+          <w:b w:val="0"/>
+          <w:color w:val="1E1B19"/>
+          <w:sz w:val="21"/>
+        </w:rPr>
+        <w:t>——界面给它配上单位、轨道和百分比，它看起来就像是被量出来的。</w:t>
+      </w:r>
+    </w:p>
+    <w:p>
+      <w:pPr>
+        <w:spacing w:lineRule="auto" w:line="360" w:after="120" w:before="0"/>
+      </w:pPr>
+      <w:r>
+        <w:rPr>
+          <w:rFonts w:ascii="宋体" w:hAnsi="宋体" w:eastAsia="宋体"/>
+          <w:b w:val="0"/>
+          <w:color w:val="1E1B19"/>
+          <w:sz w:val="21"/>
+        </w:rPr>
+        <w:t>改完之后补了反向验证：把两个函数改回写死 200 / 260 再跑，8 条与公式相关的断言立刻全红。这一层在旧实现上不存在，因为旧实现根本没有"按体重算"这回事。</w:t>
+      </w:r>
+    </w:p>
+    <w:p>
+      <w:pPr>
         <w:spacing w:after="200"/>
         <w:pBdr>
           <w:bottom w:val="single" w:sz="4" w:space="6" w:color="E6E0D6"/>
@@ -8563,7 +8870,7 @@
                 <w:color w:val="4A443F"/>
                 <w:sz w:val="19"/>
               </w:rPr>
-              <w:t>3,616 行</w:t>
+              <w:t>3,702 行</w:t>
             </w:r>
           </w:p>
         </w:tc>
@@ -8614,7 +8921,7 @@
                 <w:color w:val="4A443F"/>
                 <w:sz w:val="19"/>
               </w:rPr>
-              <w:t>1,034 行，48 个导出</w:t>
+              <w:t>1,062 行，49 个导出</w:t>
             </w:r>
           </w:p>
         </w:tc>
